--- a/plantilla-informe-negativo.docx
+++ b/plantilla-informe-negativo.docx
@@ -257,6 +257,7 @@
           <w:rFonts w:ascii="Helvetica LT Std" w:hAnsi="Helvetica LT Std" w:cs="Calibri"/>
           <w:sz w:val="22"/>
         </w:rPr>
+        <w:lastRenderedPageBreak/>
         <w:t>El Pleno del Consejo de Seguridad Nuclear (CSN) aprobó el 9 de abril de 2025 la Instrucción IS-47 por la que se aprueba el listado de términos municipales de actuación prioritaria contra el radón, y se establecen las directrices para las mediciones de este gas radiactivo natural en el interior de los centros de trabajo. Esta instrucción requiere que los titulares de las actividades laborales que se desarrollen en lugares de trabajo situados en plantas bajas y plantas bajo rasante de los municipios de actuación prioritaria midan la concentración de radón en aire en todas las zonas en las que los trabajadores deban permanecer o a las que puedan acceder por razón de su trabajo, excluidas las zonas al aire libre.</w:t>
       </w:r>
     </w:p>
@@ -416,8 +417,15 @@
           <w:rFonts w:ascii="Helvetica LT Std" w:hAnsi="Helvetica LT Std" w:cs="Calibri"/>
           <w:sz w:val="22"/>
         </w:rPr>
+        <w:t xml:space="preserve">Este laboratorio está acreditado según la norma ISO 17025 y dispone además de certificación SWEDAC (equivalente a ENAC en España y válida en toda la Unión </w:t>
+      </w:r>
+      <w:r>
+        <w:rPr>
+          <w:rFonts w:ascii="Helvetica LT Std" w:hAnsi="Helvetica LT Std" w:cs="Calibri"/>
+          <w:sz w:val="22"/>
+        </w:rPr>
         <w:lastRenderedPageBreak/>
-        <w:t xml:space="preserve">Este laboratorio está acreditado según la norma ISO 17025 y dispone además de certificación SWEDAC (equivalente a ENAC en España y válida en toda la Unión Europea). El CSN reconoce a Radonova Laboratories AB como laboratorio acreditado en España para medir radón en aire. </w:t>
+        <w:t xml:space="preserve">Europea). El CSN reconoce a Radonova Laboratories AB como laboratorio acreditado en España para medir radón en aire. </w:t>
       </w:r>
     </w:p>
     <w:p>
@@ -623,6 +631,24 @@
           <w:rFonts w:ascii="Helvetica LT Std" w:hAnsi="Helvetica LT Std" w:cs="Arial"/>
         </w:rPr>
       </w:pPr>
+    </w:p>
+    <w:p>
+      <w:pPr>
+        <w:jc w:val="left"/>
+        <w:rPr>
+          <w:rFonts w:ascii="Helvetica LT Std" w:hAnsi="Helvetica LT Std" w:cs="Arial"/>
+          <w:b/>
+          <w:bCs/>
+        </w:rPr>
+      </w:pPr>
+      <w:r>
+        <w:rPr>
+          <w:rFonts w:ascii="Helvetica LT Std" w:hAnsi="Helvetica LT Std" w:cs="Arial"/>
+          <w:b/>
+          <w:bCs/>
+        </w:rPr>
+        <w:br w:type="page"/>
+      </w:r>
     </w:p>
     <w:p>
       <w:pPr>
@@ -692,10 +718,10 @@
         <w:tblLook w:val="04A0" w:firstRow="1" w:lastRow="0" w:firstColumn="1" w:lastColumn="0" w:noHBand="0" w:noVBand="1"/>
       </w:tblPr>
       <w:tblGrid>
-        <w:gridCol w:w="1728"/>
-        <w:gridCol w:w="2433"/>
-        <w:gridCol w:w="3063"/>
-        <w:gridCol w:w="1559"/>
+        <w:gridCol w:w="3148"/>
+        <w:gridCol w:w="1688"/>
+        <w:gridCol w:w="1848"/>
+        <w:gridCol w:w="3228"/>
       </w:tblGrid>
       <w:tr>
         <w:tc>
@@ -1063,20 +1089,81 @@
         <w:spacing w:line="360" w:lineRule="auto"/>
         <w:rPr>
           <w:rFonts w:ascii="Helvetica LT Std" w:hAnsi="Helvetica LT Std" w:cs="Calibri"/>
+          <w:sz w:val="22"/>
+        </w:rPr>
+      </w:pPr>
+      <w:r>
+        <w:rPr>
+          <w:rFonts w:ascii="Helvetica LT Std" w:hAnsi="Helvetica LT Std" w:cs="Calibri"/>
+          <w:sz w:val="22"/>
+        </w:rPr>
+        <w:t xml:space="preserve">Ninguna de las medidas tomadas en {UBICACION_CENTRO_CORTO} en {MUNICIPIO} supera la dosis máxima permitida ya que los resultados obtenidos en las mediciones, con periodos de exposición de detectores de 3 meses, todas las mediciones de valores de concentración de gas radón fueron inferiores a los 300 Bq/m³, establecidos como nivel de </w:t>
+      </w:r>
+      <w:r>
+        <w:rPr>
+          <w:rFonts w:ascii="Helvetica LT Std" w:hAnsi="Helvetica LT Std" w:cs="Calibri"/>
+          <w:sz w:val="22"/>
+        </w:rPr>
+        <w:lastRenderedPageBreak/>
+        <w:t>referencia por el Real Decreto 1029/2022 de 20 de diciembre de 2022 y por la Instrucción IS-47 del CSN.</w:t>
+      </w:r>
+    </w:p>
+    <w:p>
+      <w:pPr>
+        <w:pStyle w:val="BodyText"/>
+        <w:spacing w:line="360" w:lineRule="auto"/>
+        <w:rPr>
+          <w:rFonts w:ascii="Helvetica LT Std" w:hAnsi="Helvetica LT Std" w:cs="Calibri"/>
           <w:b/>
           <w:bCs/>
           <w:sz w:val="22"/>
         </w:rPr>
       </w:pPr>
+    </w:p>
+    <w:p>
+      <w:pPr>
+        <w:pStyle w:val="BodyText"/>
+        <w:spacing w:line="360" w:lineRule="auto"/>
+        <w:rPr>
+          <w:rFonts w:ascii="Helvetica LT Std" w:hAnsi="Helvetica LT Std" w:cs="Calibri"/>
+          <w:sz w:val="22"/>
+        </w:rPr>
+      </w:pPr>
       <w:r>
+        <w:rPr>
+          <w:rFonts w:ascii="Helvetica LT Std" w:hAnsi="Helvetica LT Std" w:cs="Calibri"/>
+          <w:sz w:val="22"/>
+        </w:rPr>
+        <w:t>El valor más alto registrado fue de {</w:t>
+      </w:r>
+      <w:proofErr w:type="spellStart"/>
+      <w:r>
+        <w:rPr>
+          <w:rFonts w:ascii="Helvetica LT Std" w:hAnsi="Helvetica LT Std" w:cs="Calibri"/>
+          <w:sz w:val="22"/>
+        </w:rPr>
+        <w:t>valor_maximo</w:t>
+      </w:r>
+      <w:proofErr w:type="spellEnd"/>
+      <w:r>
+        <w:rPr>
+          <w:rFonts w:ascii="Helvetica LT Std" w:hAnsi="Helvetica LT Std" w:cs="Calibri"/>
+          <w:sz w:val="22"/>
+        </w:rPr>
+        <w:t>}, muy por debajo del nivel de referencia de 300 Bq/m³. Por tanto, no se considera necesaria la adopción de medidas de remediación ni de protección radiológica adicionales en este centro de trabajo.</w:t>
+      </w:r>
+    </w:p>
+    <w:p>
+      <w:pPr>
+        <w:pStyle w:val="BodyText"/>
+        <w:spacing w:line="360" w:lineRule="auto"/>
         <w:rPr>
           <w:rFonts w:ascii="Helvetica LT Std" w:hAnsi="Helvetica LT Std" w:cs="Calibri"/>
           <w:b/>
           <w:bCs/>
           <w:sz w:val="22"/>
         </w:rPr>
-        <w:t>{CONCLUSION_PARRAFO_1}</w:t>
-      </w:r>
+      </w:pPr>
     </w:p>
     <w:p>
       <w:pPr>
@@ -1093,68 +1180,18 @@
     <w:p>
       <w:pPr>
         <w:pStyle w:val="BodyText"/>
-        <w:spacing w:line="360" w:lineRule="auto"/>
-        <w:rPr>
-          <w:rFonts w:ascii="Helvetica LT Std" w:hAnsi="Helvetica LT Std" w:cs="Calibri"/>
-          <w:b/>
-          <w:bCs/>
+        <w:spacing w:line="312" w:lineRule="auto"/>
+        <w:rPr>
+          <w:rFonts w:ascii="Helvetica LT Std" w:hAnsi="Helvetica LT Std" w:cs="Calibri"/>
           <w:sz w:val="22"/>
         </w:rPr>
       </w:pPr>
       <w:r>
         <w:rPr>
           <w:rFonts w:ascii="Helvetica LT Std" w:hAnsi="Helvetica LT Std" w:cs="Calibri"/>
-          <w:b/>
-          <w:bCs/>
-          <w:sz w:val="22"/>
-        </w:rPr>
-        <w:t>{CONCLUSION_PARRAFO_2}</w:t>
-      </w:r>
-    </w:p>
-    <w:p>
-      <w:pPr>
-        <w:pStyle w:val="BodyText"/>
-        <w:spacing w:line="360" w:lineRule="auto"/>
-        <w:rPr>
-          <w:rFonts w:ascii="Helvetica LT Std" w:hAnsi="Helvetica LT Std" w:cs="Calibri"/>
-          <w:b/>
-          <w:bCs/>
-          <w:sz w:val="22"/>
-        </w:rPr>
-      </w:pPr>
-    </w:p>
-    <w:p>
-      <w:pPr>
-        <w:pStyle w:val="BodyText"/>
-        <w:spacing w:line="360" w:lineRule="auto"/>
-        <w:rPr>
-          <w:rFonts w:ascii="Helvetica LT Std" w:hAnsi="Helvetica LT Std" w:cs="Calibri"/>
-          <w:sz w:val="22"/>
-        </w:rPr>
-      </w:pPr>
-      <w:r>
-        <w:rPr>
-          <w:rFonts w:ascii="Helvetica LT Std" w:hAnsi="Helvetica LT Std" w:cs="Calibri"/>
-          <w:sz w:val="22"/>
-        </w:rPr>
-        <w:t>HELENA HERNÁNDEZ MARTÍN</w:t>
-      </w:r>
-    </w:p>
-    <w:p>
-      <w:pPr>
-        <w:pStyle w:val="BodyText"/>
-        <w:spacing w:line="360" w:lineRule="auto"/>
-        <w:rPr>
-          <w:rFonts w:ascii="Helvetica LT Std" w:hAnsi="Helvetica LT Std" w:cs="Calibri"/>
-          <w:sz w:val="22"/>
-        </w:rPr>
-      </w:pPr>
-      <w:r>
-        <w:rPr>
-          <w:rFonts w:ascii="Helvetica LT Std" w:hAnsi="Helvetica LT Std" w:cs="Calibri"/>
-          <w:sz w:val="22"/>
-        </w:rPr>
-        <w:t>GRADUADA EN CIENCIAS AMBIENTALES</w:t>
+          <w:sz w:val="22"/>
+        </w:rPr>
+        <w:t>Helena Hernández Martín</w:t>
       </w:r>
     </w:p>
     <w:p>
@@ -1162,10 +1199,34 @@
         <w:pStyle w:val="BodyText"/>
         <w:spacing w:line="312" w:lineRule="auto"/>
         <w:rPr>
+          <w:rFonts w:ascii="Helvetica LT Std" w:hAnsi="Helvetica LT Std" w:cs="Calibri"/>
+          <w:sz w:val="22"/>
+        </w:rPr>
+      </w:pPr>
+      <w:r>
+        <w:rPr>
+          <w:rFonts w:ascii="Helvetica LT Std" w:hAnsi="Helvetica LT Std" w:cs="Calibri"/>
+          <w:sz w:val="22"/>
+        </w:rPr>
+        <w:t>Graduada en Ciencias Ambientales por la Universidad de Córdoba</w:t>
+      </w:r>
+    </w:p>
+    <w:p>
+      <w:pPr>
+        <w:pStyle w:val="BodyText"/>
+        <w:spacing w:line="312" w:lineRule="auto"/>
+        <w:rPr>
           <w:rFonts w:ascii="HelveticaNeueLT Std" w:hAnsi="HelveticaNeueLT Std" w:cs="Calibri"/>
           <w:sz w:val="22"/>
         </w:rPr>
       </w:pPr>
+      <w:r>
+        <w:rPr>
+          <w:rFonts w:ascii="Helvetica LT Std" w:hAnsi="Helvetica LT Std" w:cs="Calibri"/>
+          <w:sz w:val="22"/>
+        </w:rPr>
+        <w:t>Máster en Gestión Ambiental y Energética de las Organizaciones por la Universidad Europea</w:t>
+      </w:r>
     </w:p>
     <w:p>
       <w:pPr>
@@ -2143,7 +2204,7 @@
                                   <w:sz w:val="32"/>
                                   <w:szCs w:val="40"/>
                                 </w:rPr>
-                                <w:t xml:space="preserve">{TITULO_INFORME} </w:t>
+                                <w:t>{TITULO_INFORME}</w:t>
                               </w:r>
                             </w:sdtContent>
                           </w:sdt>
@@ -2250,7 +2311,7 @@
               <v:stroke joinstyle="miter"/>
               <v:path gradientshapeok="t" o:connecttype="rect"/>
             </v:shapetype>
-            <v:shape id="Cuadro de texto 11" o:spid="_x0000_s1026" type="#_x0000_t202" style="position:absolute;left:0;text-align:left;margin-left:97pt;margin-top:318.95pt;width:351.6pt;height:263.1pt;z-index:251666944;visibility:visible;mso-wrap-style:square;mso-width-percent:0;mso-height-percent:0;mso-wrap-distance-left:9pt;mso-wrap-distance-top:0;mso-wrap-distance-right:9pt;mso-wrap-distance-bottom:0;mso-position-horizontal:absolute;mso-position-horizontal-relative:margin;mso-position-vertical:absolute;mso-position-vertical-relative:text;mso-width-percent:0;mso-height-percent:0;mso-width-relative:page;mso-height-relative:page;v-text-anchor:top" o:gfxdata="UEsDBBQABgAIAAAAIQC2gziS/gAAAOEBAAATAAAAW0NvbnRlbnRfVHlwZXNdLnhtbJSRQU7DMBBF 90jcwfIWJU67QAgl6YK0S0CoHGBkTxKLZGx5TGhvj5O2G0SRWNoz/78nu9wcxkFMGNg6quQqL6RA 0s5Y6ir5vt9lD1JwBDIwOMJKHpHlpr69KfdHjyxSmriSfYz+USnWPY7AufNIadK6MEJMx9ApD/oD OlTrorhX2lFEilmcO2RdNtjC5xDF9pCuTyYBB5bi6bQ4syoJ3g9WQ0ymaiLzg5KdCXlKLjvcW893 SUOqXwnz5DrgnHtJTxOsQfEKIT7DmDSUCaxw7Rqn8787ZsmRM9e2VmPeBN4uqYvTtW7jvijg9N/y JsXecLq0q+WD6m8AAAD//wMAUEsDBBQABgAIAAAAIQA4/SH/1gAAAJQBAAALAAAAX3JlbHMvLnJl bHOkkMFqwzAMhu+DvYPRfXGawxijTi+j0GvpHsDYimMaW0Yy2fr2M4PBMnrbUb/Q94l/f/hMi1qR JVI2sOt6UJgd+ZiDgffL8ekFlFSbvV0oo4EbChzGx4f9GRdb25HMsYhqlCwG5lrLq9biZkxWOiqY 22YiTra2kYMu1l1tQD30/bPm3wwYN0x18gb45AdQl1tp5j/sFB2T0FQ7R0nTNEV3j6o9feQzro1i OWA14Fm+Q8a1a8+Bvu/d/dMb2JY5uiPbhG/ktn4cqGU/er3pcvwCAAD//wMAUEsDBBQABgAIAAAA IQDbpX454AEAAKIDAAAOAAAAZHJzL2Uyb0RvYy54bWysU9uO0zAQfUfiHyy/0zRtukDUdLXsahHS cpEWPsBx7MQi8Zix26R8PWOn2y3whnix7JnJmXPOTLbX09Czg0JvwFY8Xyw5U1ZCY2xb8W9f71+9 4cwHYRvRg1UVPyrPr3cvX2xHV6oVdNA3ChmBWF+OruJdCK7MMi87NQi/AKcsJTXgIAI9sc0aFCOh D322Wi6vshGwcQhSeU/RuznJdwlfayXDZ629CqyvOHEL6cR01vHMdltRtihcZ+SJhvgHFoMwlpqe oe5EEGyP5i+owUgEDzosJAwZaG2kShpITb78Q81jJ5xKWsgc7842+f8HKz8dHt0XZGF6BxMNMInw 7gHkd88s3HbCtuoGEcZOiYYa59GybHS+PH0arfaljyD1+BEaGrLYB0hAk8YhukI6GaHTAI5n09UU mKRgUVxt1itKScqt10W+2axSD1E+fe7Qh/cKBhYvFUeaaoIXhwcfIh1RPpXEbhbuTd+nyfb2twAV xkiiHxnP3MNUT1QdZdTQHEkIwrwotNh06QB/cjbSklTc/9gLVJz1HyyZ8TYvirhV6VFsXkcZeJmp LzPCSoKqeOBsvt6GeRP3Dk3bUafZfgs3ZKA2SdozqxNvWoSk+LS0cdMu36nq+dfa/QIAAP//AwBQ SwMEFAAGAAgAAAAhAKDB4vfkAAAAEQEAAA8AAABkcnMvZG93bnJldi54bWxMj81OwzAQhO9IvIO1 SNyonRLSJo1TISquIMqPxM2Nt0lEvI5itwlvz3KCy0qj2Z2dr9zOrhdnHEPnSUOyUCCQam87ajS8 vT7erEGEaMia3hNq+MYA2+ryojSF9RO94HkfG8EhFAqjoY1xKKQMdYvOhIUfkNg7+tGZyHJspB3N xOGul0ulMulMR/yhNQM+tFh/7U9Ow/vT8fMjVc/Nzt0Nk5+VJJdLra+v5t2Gx/0GRMQ5/l3ALwP3 h4qLHfyJbBA96zxloKghu13lIHhjna+WIA5sJVmagKxK+Z+k+gEAAP//AwBQSwECLQAUAAYACAAA ACEAtoM4kv4AAADhAQAAEwAAAAAAAAAAAAAAAAAAAAAAW0NvbnRlbnRfVHlwZXNdLnhtbFBLAQIt ABQABgAIAAAAIQA4/SH/1gAAAJQBAAALAAAAAAAAAAAAAAAAAC8BAABfcmVscy8ucmVsc1BLAQIt ABQABgAIAAAAIQDbpX454AEAAKIDAAAOAAAAAAAAAAAAAAAAAC4CAABkcnMvZTJvRG9jLnhtbFBL AQItABQABgAIAAAAIQCgweL35AAAABEBAAAPAAAAAAAAAAAAAAAAADoEAABkcnMvZG93bnJldi54 bWxQSwUGAAAAAAQABADzAAAASwUAAAAA " filled="f" stroked="f">
+            <v:shape id="Cuadro de texto 11" o:spid="_x0000_s1026" type="#_x0000_t202" style="position:absolute;left:0;text-align:left;margin-left:97pt;margin-top:318.95pt;width:351.6pt;height:263.1pt;z-index:251666944;visibility:visible;mso-wrap-style:square;mso-width-percent:0;mso-height-percent:0;mso-wrap-distance-left:9pt;mso-wrap-distance-top:0;mso-wrap-distance-right:9pt;mso-wrap-distance-bottom:0;mso-position-horizontal:absolute;mso-position-horizontal-relative:margin;mso-position-vertical:absolute;mso-position-vertical-relative:text;mso-width-percent:0;mso-height-percent:0;mso-width-relative:page;mso-height-relative:page;v-text-anchor:top" o:gfxdata="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" filled="f" stroked="f">
               <v:textbox>
                 <w:txbxContent>
                   <w:p>
@@ -2369,7 +2430,7 @@
                             <w:sz w:val="32"/>
                             <w:szCs w:val="40"/>
                           </w:rPr>
-                          <w:t xml:space="preserve">{TITULO_INFORME} </w:t>
+                          <w:t>{TITULO_INFORME}</w:t>
                         </w:r>
                       </w:sdtContent>
                     </w:sdt>
@@ -4461,7 +4522,7 @@
   <w:font w:name="Symbol">
     <w:panose1 w:val="05050102010706020507"/>
     <w:charset w:val="02"/>
-    <w:family w:val="decorative"/>
+    <w:family w:val="roman"/>
     <w:pitch w:val="variable"/>
     <w:sig w:usb0="00000000" w:usb1="10000000" w:usb2="00000000" w:usb3="00000000" w:csb0="80000000" w:csb1="00000000"/>
   </w:font>
@@ -4481,14 +4542,13 @@
   </w:font>
   <w:font w:name="Wingdings">
     <w:panose1 w:val="05000000000000000000"/>
-    <w:charset w:val="4D"/>
-    <w:family w:val="decorative"/>
+    <w:charset w:val="02"/>
+    <w:family w:val="auto"/>
     <w:pitch w:val="variable"/>
-    <w:sig w:usb0="00000003" w:usb1="00000000" w:usb2="00000000" w:usb3="00000000" w:csb0="80000001" w:csb1="00000000"/>
+    <w:sig w:usb0="00000000" w:usb1="10000000" w:usb2="00000000" w:usb3="00000000" w:csb0="80000000" w:csb1="00000000"/>
   </w:font>
   <w:font w:name="HelveticaNeueLT Std">
     <w:altName w:val="Arial"/>
-    <w:panose1 w:val="020B0604020202020204"/>
     <w:charset w:val="00"/>
     <w:family w:val="swiss"/>
     <w:pitch w:val="variable"/>
@@ -4517,7 +4577,6 @@
   </w:font>
   <w:font w:name="Helvetica LT Std">
     <w:altName w:val="Arial"/>
-    <w:panose1 w:val="00000000000000000000"/>
     <w:charset w:val="00"/>
     <w:family w:val="auto"/>
     <w:pitch w:val="variable"/>
@@ -4538,14 +4597,12 @@
     <w:sig w:usb0="E4002EFF" w:usb1="C200247B" w:usb2="00000009" w:usb3="00000000" w:csb0="000001FF" w:csb1="00000000"/>
   </w:font>
   <w:font w:name="Aptos">
-    <w:panose1 w:val="020B0004020202020204"/>
     <w:charset w:val="00"/>
     <w:family w:val="swiss"/>
     <w:pitch w:val="variable"/>
     <w:sig w:usb0="20000287" w:usb1="00000003" w:usb2="00000000" w:usb3="00000000" w:csb0="0000019F" w:csb1="00000000"/>
   </w:font>
   <w:font w:name="Aptos Display">
-    <w:panose1 w:val="020B0004020202020204"/>
     <w:charset w:val="00"/>
     <w:family w:val="swiss"/>
     <w:pitch w:val="variable"/>
@@ -4558,6 +4615,7 @@
 <w:settings xmlns:mc="http://schemas.openxmlformats.org/markup-compatibility/2006" xmlns:o="urn:schemas-microsoft-com:office:office" xmlns:r="http://schemas.openxmlformats.org/officeDocument/2006/relationships" xmlns:m="http://schemas.openxmlformats.org/officeDocument/2006/math" xmlns:v="urn:schemas-microsoft-com:vml" xmlns:w10="urn:schemas-microsoft-com:office:word" xmlns:w="http://schemas.openxmlformats.org/wordprocessingml/2006/main" xmlns:w14="http://schemas.microsoft.com/office/word/2010/wordml" xmlns:w15="http://schemas.microsoft.com/office/word/2012/wordml" xmlns:w16cex="http://schemas.microsoft.com/office/word/2018/wordml/cex" xmlns:w16cid="http://schemas.microsoft.com/office/word/2016/wordml/cid" xmlns:w16="http://schemas.microsoft.com/office/word/2018/wordml" xmlns:w16du="http://schemas.microsoft.com/office/word/2023/wordml/word16du" xmlns:w16sdtdh="http://schemas.microsoft.com/office/word/2020/wordml/sdtdatahash" xmlns:w16sdtfl="http://schemas.microsoft.com/office/word/2024/wordml/sdtformatlock" xmlns:w16se="http://schemas.microsoft.com/office/word/2015/wordml/symex" xmlns:sl="http://schemas.openxmlformats.org/schemaLibrary/2006/main" mc:Ignorable="w14 w15 w16se w16cid w16 w16cex w16sdtdh w16sdtfl w16du">
   <w:view w:val="normal"/>
   <w:defaultTabStop w:val="720"/>
+  <w:hyphenationZone w:val="425"/>
   <w:characterSpacingControl w:val="doNotCompress"/>
   <w:compat>
     <w:useFELayout/>
@@ -4570,8 +4628,10 @@
   </w:compat>
   <w:rsids>
     <w:rsidRoot w:val="008645FF"/>
+    <w:rsid w:val="002A144F"/>
     <w:rsid w:val="0033289E"/>
     <w:rsid w:val="008645FF"/>
+    <w:rsid w:val="00C610A1"/>
   </w:rsids>
   <m:mathPr>
     <m:mathFont m:val="Cambria Math"/>
@@ -4588,8 +4648,8 @@
   </m:mathPr>
   <w:themeFontLang w:val="en-CA"/>
   <w:clrSchemeMapping w:bg1="light1" w:t1="dark1" w:bg2="light2" w:t2="dark2" w:accent1="accent1" w:accent2="accent2" w:accent3="accent3" w:accent4="accent4" w:accent5="accent5" w:accent6="accent6" w:hyperlink="hyperlink" w:followedHyperlink="followedHyperlink"/>
-  <w:decimalSymbol w:val="."/>
-  <w:listSeparator w:val=","/>
+  <w:decimalSymbol w:val=","/>
+  <w:listSeparator w:val=";"/>
   <w15:chartTrackingRefBased/>
 </w:settings>
 </file>

--- a/plantilla-informe-negativo.docx
+++ b/plantilla-informe-negativo.docx
@@ -230,7 +230,7 @@
           <w:rFonts w:ascii="Helvetica LT Std" w:hAnsi="Helvetica LT Std" w:cs="Calibri"/>
           <w:sz w:val="22"/>
         </w:rPr>
-        <w:t>en el Capítulo 1, Articulo 2.c.3, establece la obligatoriedad de medir la exposición de trabajadores o miembros del público al radón en recintos cerrados.</w:t>
+        <w:t>en el Capítulo I, artículo 2.2.c).3.º, establece la obligatoriedad de medir la exposición de trabajadores o miembros del público al radón en recintos cerrados.</w:t>
       </w:r>
     </w:p>
     <w:p>
@@ -363,7 +363,7 @@
           <w:rFonts w:ascii="Helvetica LT Std" w:hAnsi="Helvetica LT Std" w:cs="Calibri"/>
           <w:sz w:val="22"/>
         </w:rPr>
-        <w:t>Se utilizaron detectores pasivos de trazas nucleares de última generación que son los recomendados por el Consejo de Seguridad Nuclear (CSN) y por la Organización Mundial de la Salud (OMS) para la medida de la concentración de gas radón en interiores.  Están compuestos por  una película sensible a la radiación ubicada dentro de una cápsula hecha de un plástico antiestático especial que permite la entrada del gas radón por difusión. Los detectores pasivos de larga duración son los únicos reconocidos por la normativa española para medición de radón laboral. Estos detectores son inocuos y no interfieren con las personas.</w:t>
+        <w:t>Se utilizaron detectores pasivos de trazas nucleares de larga exposición que son los únicos reconocidos por la normativa española. Son además los recomendados por el Consejo de Seguridad Nuclear (CSN) y por la Organización Mundial de la Salud (OMS) para la medida de la concentración de gas radón en interiores porque la concentración de radón está condicionada por distintos factores entre los que se incluyen el clima, la presión atmosférica y los hábitos de ventilación entre otros.</w:t>
       </w:r>
     </w:p>
     <w:p>
@@ -390,7 +390,7 @@
           <w:rFonts w:ascii="Helvetica LT Std" w:hAnsi="Helvetica LT Std" w:cs="Calibri"/>
           <w:sz w:val="22"/>
         </w:rPr>
-        <w:t xml:space="preserve">Los detectores utilizados fueron los denominados Radtrak³©. Los detectores fueron proporcionados por el laboratorio acreditado según la norma ISO/IEC 17025, Radonova Laboratories AB, para ser posteriormente enviados a analizar a su laboratorio en Suecia para la determinación de los resultados. </w:t>
+        <w:t>Estos detectores están compuestos por  una película sensible a la radiación ubicada dentro de una cápsula hecha de un plástico antiestático específoco que permite la entrada del gas radón por difusión. Estos detectores son inocuos y no interfieren con las personas ni animales. Pueden usarse en cualquier lugar, incluidas zonas donde se manipulan alimentos.</w:t>
       </w:r>
     </w:p>
     <w:p>
@@ -417,15 +417,34 @@
           <w:rFonts w:ascii="Helvetica LT Std" w:hAnsi="Helvetica LT Std" w:cs="Calibri"/>
           <w:sz w:val="22"/>
         </w:rPr>
-        <w:t xml:space="preserve">Este laboratorio está acreditado según la norma ISO 17025 y dispone además de certificación SWEDAC (equivalente a ENAC en España y válida en toda la Unión </w:t>
+        <w:t xml:space="preserve">Los detectores utilizados fueron los denominados Radtrak³©, proporcionados por el laboratorio acreditado según la norma ISO/IEC 17025, RADONOVA LABORATORIES AB ubicado en Södra Depagatan 2, 75 454 Uppsala, Suecia apara ser posteriormente analizados en su laboratorio para la determinación de los resultados. </w:t>
       </w:r>
+    </w:p>
+    <w:p>
+      <w:pPr>
+        <w:pStyle w:val="BodyText"/>
+        <w:spacing w:line="360" w:lineRule="auto"/>
+        <w:rPr>
+          <w:rFonts w:ascii="Helvetica LT Std" w:hAnsi="Helvetica LT Std" w:cs="Calibri"/>
+          <w:sz w:val="22"/>
+        </w:rPr>
+      </w:pPr>
+    </w:p>
+    <w:p>
+      <w:pPr>
+        <w:pStyle w:val="BodyText"/>
+        <w:spacing w:line="360" w:lineRule="auto"/>
+        <w:rPr>
+          <w:rFonts w:ascii="Helvetica LT Std" w:hAnsi="Helvetica LT Std" w:cs="Calibri"/>
+          <w:sz w:val="22"/>
+        </w:rPr>
+      </w:pPr>
       <w:r>
         <w:rPr>
           <w:rFonts w:ascii="Helvetica LT Std" w:hAnsi="Helvetica LT Std" w:cs="Calibri"/>
           <w:sz w:val="22"/>
         </w:rPr>
-        <w:lastRenderedPageBreak/>
-        <w:t xml:space="preserve">Europea). El CSN reconoce a Radonova Laboratories AB como laboratorio acreditado en España para medir radón en aire. </w:t>
+        <w:t xml:space="preserve">Este laboratorio está acreditado según la norma ISO 17025 y dispone además de certificación SWEDAC (equivalente a ENAC en España y válida en toda la Unión Europea). El CSN reconoce a Radonova Laboratories AB como laboratorio acreditado en España para medir radón en aire. </w:t>
       </w:r>
     </w:p>
     <w:p>
@@ -649,17 +668,6 @@
         </w:rPr>
         <w:br w:type="page"/>
       </w:r>
-    </w:p>
-    <w:p>
-      <w:pPr>
-        <w:pStyle w:val="BodyText"/>
-        <w:spacing w:line="360" w:lineRule="auto"/>
-        <w:rPr>
-          <w:rFonts w:ascii="Helvetica LT Std" w:hAnsi="Helvetica LT Std" w:cs="Arial"/>
-          <w:b/>
-          <w:bCs/>
-        </w:rPr>
-      </w:pPr>
       <w:r>
         <w:rPr>
           <w:rFonts w:ascii="Helvetica LT Std" w:hAnsi="Helvetica LT Std" w:cs="Arial"/>
@@ -1134,23 +1142,75 @@
           <w:rFonts w:ascii="Helvetica LT Std" w:hAnsi="Helvetica LT Std" w:cs="Calibri"/>
           <w:sz w:val="22"/>
         </w:rPr>
-        <w:t>El valor más alto registrado fue de {</w:t>
+        <w:t>El valor más alto registrado fue de {valor_maximo}, muy por debajo del nivel de referencia de 300 Bq/m³. Por tanto, no se considera necesaria la adopción de medidas de remediación ni de protección radiológica adicionales en este centro de trabajo.</w:t>
       </w:r>
-      <w:proofErr w:type="spellStart"/>
+    </w:p>
+    <w:p>
+      <w:pPr>
+        <w:pStyle w:val="BodyText"/>
+        <w:spacing w:line="360" w:lineRule="auto"/>
+        <w:rPr>
+          <w:rFonts w:ascii="Helvetica LT Std" w:hAnsi="Helvetica LT Std" w:cs="Calibri"/>
+          <w:sz w:val="22"/>
+        </w:rPr>
+      </w:pPr>
+    </w:p>
+    <w:p>
+      <w:pPr>
+        <w:pStyle w:val="BodyText"/>
+        <w:spacing w:line="360" w:lineRule="auto"/>
+        <w:rPr>
+          <w:rFonts w:ascii="Helvetica LT Std" w:hAnsi="Helvetica LT Std" w:cs="Calibri"/>
+          <w:sz w:val="22"/>
+        </w:rPr>
+      </w:pPr>
       <w:r>
         <w:rPr>
           <w:rFonts w:ascii="Helvetica LT Std" w:hAnsi="Helvetica LT Std" w:cs="Calibri"/>
           <w:sz w:val="22"/>
         </w:rPr>
-        <w:t>valor_maximo</w:t>
+        <w:t>De acuerdo con el artículo sexto de la Instrucción IS-47 del Consejo de Seguridad Nuclear, el presente estudio de medición deberá actualizarse con una periodicidad de 10 años, al no haberse detectado en ninguna de las mediciones valores superiores a 300 Bq/m³ y no ser necesario mantener en funcionamiento sistemas activos para garantizar que los niveles permanezcan por debajo del nivel de referencia. No obstante, con independencia de dicho plazo, si en el edificio o centro de trabajo se efectuaran alteraciones, ampliaciones o transformaciones que puedan afectar de manera significativa a las concentraciones de radón en el aire, deberán reevaluarse los niveles en el plazo máximo de seis meses tras la finalización de las obras.</w:t>
       </w:r>
-      <w:proofErr w:type="spellEnd"/>
+    </w:p>
+    <w:p>
+      <w:pPr>
+        <w:pStyle w:val="BodyText"/>
+        <w:spacing w:line="360" w:lineRule="auto"/>
+        <w:rPr>
+          <w:rFonts w:ascii="Helvetica LT Std" w:hAnsi="Helvetica LT Std" w:cs="Calibri"/>
+          <w:sz w:val="22"/>
+        </w:rPr>
+      </w:pPr>
+    </w:p>
+    <w:p>
+      <w:pPr>
+        <w:pStyle w:val="BodyText"/>
+        <w:spacing w:line="360" w:lineRule="auto"/>
+        <w:rPr>
+          <w:rFonts w:ascii="Helvetica LT Std" w:hAnsi="Helvetica LT Std" w:cs="Calibri"/>
+          <w:sz w:val="22"/>
+        </w:rPr>
+      </w:pPr>
       <w:r>
         <w:rPr>
           <w:rFonts w:ascii="Helvetica LT Std" w:hAnsi="Helvetica LT Std" w:cs="Calibri"/>
           <w:sz w:val="22"/>
         </w:rPr>
-        <w:t>}, muy por debajo del nivel de referencia de 300 Bq/m³. Por tanto, no se considera necesaria la adopción de medidas de remediación ni de protección radiológica adicionales en este centro de trabajo.</w:t>
+        <w:t>Conforme a lo dispuesto en el artículo 76.3 del Real Decreto 1029/2022, de 20 de diciembre, el presente informe estará a disposición de</w:t>
+      </w:r>
+      <w:r>
+        <w:rPr>
+          <w:rFonts w:ascii="Helvetica LT Std" w:hAnsi="Helvetica LT Std" w:cs="Calibri"/>
+          <w:sz w:val="22"/>
+        </w:rPr>
+        <w:t xml:space="preserve"> los trabajadores o comité de empresa</w:t>
+      </w:r>
+      <w:r>
+        <w:rPr>
+          <w:rFonts w:ascii="Helvetica LT Std" w:hAnsi="Helvetica LT Std" w:cs="Calibri"/>
+          <w:sz w:val="22"/>
+        </w:rPr>
+        <w:t>, de las autoridades sanitarias, de la Inspección de Trabajo y Seguridad Social o, en su caso, de otras administraciones públicas competentes en materia laboral.</w:t>
       </w:r>
     </w:p>
     <w:p>
@@ -2140,7 +2200,7 @@
                                   <w:sz w:val="32"/>
                                   <w:szCs w:val="40"/>
                                 </w:rPr>
-                                <w:t>ESTUDIOS DEL TERRENO S.L.</w:t>
+                                <w:t>{CLIENTE}</w:t>
                               </w:r>
                             </w:sdtContent>
                           </w:sdt>
@@ -2366,7 +2426,7 @@
                             <w:sz w:val="32"/>
                             <w:szCs w:val="40"/>
                           </w:rPr>
-                          <w:t>ESTUDIOS DEL TERRENO S.L.</w:t>
+                          <w:t>{CLIENTE}</w:t>
                         </w:r>
                       </w:sdtContent>
                     </w:sdt>
@@ -4628,10 +4688,20 @@
   </w:compat>
   <w:rsids>
     <w:rsidRoot w:val="008645FF"/>
+    <w:rsid w:val="00074DD0"/>
     <w:rsid w:val="002A144F"/>
     <w:rsid w:val="0033289E"/>
+    <w:rsid w:val="00794313"/>
+    <w:rsid w:val="007D5948"/>
+    <w:rsid w:val="00856DFB"/>
     <w:rsid w:val="008645FF"/>
+    <w:rsid w:val="008A4605"/>
+    <w:rsid w:val="009449ED"/>
+    <w:rsid w:val="009D6313"/>
+    <w:rsid w:val="00AD54F1"/>
+    <w:rsid w:val="00C03568"/>
     <w:rsid w:val="00C610A1"/>
+    <w:rsid w:val="00DC3FFB"/>
   </w:rsids>
   <m:mathPr>
     <m:mathFont m:val="Cambria Math"/>

--- a/plantilla-informe-negativo.docx
+++ b/plantilla-informe-negativo.docx
@@ -13,6 +13,169 @@
         </w:rPr>
       </w:pPr>
       <w:bookmarkStart w:id="0" w:name="_Hlk100310899"/>
+      <w:r>
+        <w:rPr>
+          <w:rFonts w:ascii="Helvetica LT Std" w:hAnsi="Helvetica LT Std" w:cs="Arial"/>
+          <w:noProof/>
+        </w:rPr>
+        <w:drawing>
+          <wp:inline distT="0" distB="0" distL="0" distR="0" wp14:anchorId="4B9AB740" wp14:editId="71DEC1D7">
+            <wp:extent cx="5486400" cy="3842385"/>
+            <wp:effectExtent l="0" t="0" r="0" b="0"/>
+            <wp:docPr id="1433670455" name="Picture 6"/>
+            <wp:cNvGraphicFramePr>
+              <a:graphicFrameLocks xmlns:a="http://schemas.openxmlformats.org/drawingml/2006/main" noChangeAspect="1"/>
+            </wp:cNvGraphicFramePr>
+            <a:graphic xmlns:a="http://schemas.openxmlformats.org/drawingml/2006/main">
+              <a:graphicData uri="http://schemas.openxmlformats.org/drawingml/2006/picture">
+                <pic:pic xmlns:pic="http://schemas.openxmlformats.org/drawingml/2006/picture">
+                  <pic:nvPicPr>
+                    <pic:cNvPr id="0" name="Picture 1"/>
+                    <pic:cNvPicPr>
+                      <a:picLocks noChangeAspect="1" noChangeArrowheads="1"/>
+                    </pic:cNvPicPr>
+                  </pic:nvPicPr>
+                  <pic:blipFill>
+                    <a:blip r:embed="rId9">
+                      <a:extLst>
+                        <a:ext uri="{28A0092B-C50C-407E-A947-70E740481C1C}">
+                          <a14:useLocalDpi xmlns:a14="http://schemas.microsoft.com/office/drawing/2010/main" val="0"/>
+                        </a:ext>
+                      </a:extLst>
+                    </a:blip>
+                    <a:srcRect/>
+                    <a:stretch>
+                      <a:fillRect/>
+                    </a:stretch>
+                  </pic:blipFill>
+                  <pic:spPr bwMode="auto">
+                    <a:xfrm>
+                      <a:off x="0" y="0"/>
+                      <a:ext cx="5486400" cy="3842385"/>
+                    </a:xfrm>
+                    <a:prstGeom prst="rect">
+                      <a:avLst/>
+                    </a:prstGeom>
+                    <a:noFill/>
+                    <a:ln>
+                      <a:noFill/>
+                    </a:ln>
+                  </pic:spPr>
+                </pic:pic>
+              </a:graphicData>
+            </a:graphic>
+          </wp:inline>
+        </w:drawing>
+      </w:r>
+      <w:r>
+        <w:rPr>
+          <w:rFonts w:ascii="Helvetica LT Std" w:hAnsi="Helvetica LT Std" w:cs="Arial"/>
+          <w:noProof/>
+        </w:rPr>
+        <w:lastRenderedPageBreak/>
+        <w:drawing>
+          <wp:inline distT="0" distB="0" distL="0" distR="0" wp14:anchorId="324BA11A" wp14:editId="1F86873F">
+            <wp:extent cx="5486400" cy="3842385"/>
+            <wp:effectExtent l="0" t="0" r="0" b="0"/>
+            <wp:docPr id="1346272393" name="Picture 7"/>
+            <wp:cNvGraphicFramePr>
+              <a:graphicFrameLocks xmlns:a="http://schemas.openxmlformats.org/drawingml/2006/main" noChangeAspect="1"/>
+            </wp:cNvGraphicFramePr>
+            <a:graphic xmlns:a="http://schemas.openxmlformats.org/drawingml/2006/main">
+              <a:graphicData uri="http://schemas.openxmlformats.org/drawingml/2006/picture">
+                <pic:pic xmlns:pic="http://schemas.openxmlformats.org/drawingml/2006/picture">
+                  <pic:nvPicPr>
+                    <pic:cNvPr id="0" name="Picture 2"/>
+                    <pic:cNvPicPr>
+                      <a:picLocks noChangeAspect="1" noChangeArrowheads="1"/>
+                    </pic:cNvPicPr>
+                  </pic:nvPicPr>
+                  <pic:blipFill>
+                    <a:blip r:embed="rId9">
+                      <a:extLst>
+                        <a:ext uri="{28A0092B-C50C-407E-A947-70E740481C1C}">
+                          <a14:useLocalDpi xmlns:a14="http://schemas.microsoft.com/office/drawing/2010/main" val="0"/>
+                        </a:ext>
+                      </a:extLst>
+                    </a:blip>
+                    <a:srcRect/>
+                    <a:stretch>
+                      <a:fillRect/>
+                    </a:stretch>
+                  </pic:blipFill>
+                  <pic:spPr bwMode="auto">
+                    <a:xfrm>
+                      <a:off x="0" y="0"/>
+                      <a:ext cx="5486400" cy="3842385"/>
+                    </a:xfrm>
+                    <a:prstGeom prst="rect">
+                      <a:avLst/>
+                    </a:prstGeom>
+                    <a:noFill/>
+                    <a:ln>
+                      <a:noFill/>
+                    </a:ln>
+                  </pic:spPr>
+                </pic:pic>
+              </a:graphicData>
+            </a:graphic>
+          </wp:inline>
+        </w:drawing>
+      </w:r>
+      <w:r>
+        <w:rPr>
+          <w:rFonts w:ascii="Helvetica LT Std" w:hAnsi="Helvetica LT Std" w:cs="Arial"/>
+          <w:noProof/>
+        </w:rPr>
+        <w:drawing>
+          <wp:inline distT="0" distB="0" distL="0" distR="0" wp14:anchorId="4529EC17" wp14:editId="1FB82F7E">
+            <wp:extent cx="5486400" cy="3842385"/>
+            <wp:effectExtent l="0" t="0" r="0" b="0"/>
+            <wp:docPr id="1007815108" name="Picture 8"/>
+            <wp:cNvGraphicFramePr>
+              <a:graphicFrameLocks xmlns:a="http://schemas.openxmlformats.org/drawingml/2006/main" noChangeAspect="1"/>
+            </wp:cNvGraphicFramePr>
+            <a:graphic xmlns:a="http://schemas.openxmlformats.org/drawingml/2006/main">
+              <a:graphicData uri="http://schemas.openxmlformats.org/drawingml/2006/picture">
+                <pic:pic xmlns:pic="http://schemas.openxmlformats.org/drawingml/2006/picture">
+                  <pic:nvPicPr>
+                    <pic:cNvPr id="0" name="Picture 3"/>
+                    <pic:cNvPicPr>
+                      <a:picLocks noChangeAspect="1" noChangeArrowheads="1"/>
+                    </pic:cNvPicPr>
+                  </pic:nvPicPr>
+                  <pic:blipFill>
+                    <a:blip r:embed="rId9">
+                      <a:extLst>
+                        <a:ext uri="{28A0092B-C50C-407E-A947-70E740481C1C}">
+                          <a14:useLocalDpi xmlns:a14="http://schemas.microsoft.com/office/drawing/2010/main" val="0"/>
+                        </a:ext>
+                      </a:extLst>
+                    </a:blip>
+                    <a:srcRect/>
+                    <a:stretch>
+                      <a:fillRect/>
+                    </a:stretch>
+                  </pic:blipFill>
+                  <pic:spPr bwMode="auto">
+                    <a:xfrm>
+                      <a:off x="0" y="0"/>
+                      <a:ext cx="5486400" cy="3842385"/>
+                    </a:xfrm>
+                    <a:prstGeom prst="rect">
+                      <a:avLst/>
+                    </a:prstGeom>
+                    <a:noFill/>
+                    <a:ln>
+                      <a:noFill/>
+                    </a:ln>
+                  </pic:spPr>
+                </pic:pic>
+              </a:graphicData>
+            </a:graphic>
+          </wp:inline>
+        </w:drawing>
+      </w:r>
       <w:r>
         <w:rPr>
           <w:rFonts w:ascii="Helvetica LT Std" w:hAnsi="Helvetica LT Std" w:cs="Arial"/>
@@ -1236,6 +1399,63 @@
           <w:sz w:val="22"/>
         </w:rPr>
       </w:pPr>
+      <w:r>
+        <w:rPr>
+          <w:rFonts w:ascii="Helvetica LT Std" w:hAnsi="Helvetica LT Std" w:cs="Calibri"/>
+          <w:b/>
+          <w:bCs/>
+          <w:noProof/>
+          <w:sz w:val="22"/>
+        </w:rPr>
+        <w:drawing>
+          <wp:inline distT="0" distB="0" distL="0" distR="0" wp14:anchorId="7DE01908" wp14:editId="373710AC">
+            <wp:extent cx="1393371" cy="975844"/>
+            <wp:effectExtent l="0" t="0" r="0" b="0"/>
+            <wp:docPr id="1287850273" name="Picture 9"/>
+            <wp:cNvGraphicFramePr>
+              <a:graphicFrameLocks xmlns:a="http://schemas.openxmlformats.org/drawingml/2006/main" noChangeAspect="1"/>
+            </wp:cNvGraphicFramePr>
+            <a:graphic xmlns:a="http://schemas.openxmlformats.org/drawingml/2006/main">
+              <a:graphicData uri="http://schemas.openxmlformats.org/drawingml/2006/picture">
+                <pic:pic xmlns:pic="http://schemas.openxmlformats.org/drawingml/2006/picture">
+                  <pic:nvPicPr>
+                    <pic:cNvPr id="0" name="Picture 4"/>
+                    <pic:cNvPicPr>
+                      <a:picLocks noChangeAspect="1" noChangeArrowheads="1"/>
+                    </pic:cNvPicPr>
+                  </pic:nvPicPr>
+                  <pic:blipFill>
+                    <a:blip r:embed="rId10" cstate="print">
+                      <a:extLst>
+                        <a:ext uri="{28A0092B-C50C-407E-A947-70E740481C1C}">
+                          <a14:useLocalDpi xmlns:a14="http://schemas.microsoft.com/office/drawing/2010/main" val="0"/>
+                        </a:ext>
+                      </a:extLst>
+                    </a:blip>
+                    <a:srcRect/>
+                    <a:stretch>
+                      <a:fillRect/>
+                    </a:stretch>
+                  </pic:blipFill>
+                  <pic:spPr bwMode="auto">
+                    <a:xfrm>
+                      <a:off x="0" y="0"/>
+                      <a:ext cx="1404781" cy="983835"/>
+                    </a:xfrm>
+                    <a:prstGeom prst="rect">
+                      <a:avLst/>
+                    </a:prstGeom>
+                    <a:noFill/>
+                    <a:ln>
+                      <a:noFill/>
+                    </a:ln>
+                  </pic:spPr>
+                </pic:pic>
+              </a:graphicData>
+            </a:graphic>
+          </wp:inline>
+        </w:drawing>
+      </w:r>
     </w:p>
     <w:p>
       <w:pPr>
@@ -1299,9 +1519,9 @@
       </w:pPr>
     </w:p>
     <w:sectPr>
-      <w:headerReference w:type="default" r:id="rId9"/>
-      <w:footerReference w:type="default" r:id="rId10"/>
-      <w:headerReference w:type="first" r:id="rId11"/>
+      <w:headerReference w:type="default" r:id="rId11"/>
+      <w:footerReference w:type="default" r:id="rId12"/>
+      <w:headerReference w:type="first" r:id="rId13"/>
       <w:pgSz w:w="11907" w:h="16839" w:code="9"/>
       <w:pgMar w:top="2315" w:right="1563" w:bottom="1417" w:left="1701" w:header="1135" w:footer="720" w:gutter="0"/>
       <w:cols w:space="708"/>
@@ -4699,7 +4919,9 @@
     <w:rsid w:val="009449ED"/>
     <w:rsid w:val="009D6313"/>
     <w:rsid w:val="00AD54F1"/>
+    <w:rsid w:val="00BF0051"/>
     <w:rsid w:val="00C03568"/>
+    <w:rsid w:val="00C50E49"/>
     <w:rsid w:val="00C610A1"/>
     <w:rsid w:val="00DC3FFB"/>
   </w:rsids>

--- a/plantilla-informe-negativo.docx
+++ b/plantilla-informe-negativo.docx
@@ -13,169 +13,6 @@
         </w:rPr>
       </w:pPr>
       <w:bookmarkStart w:id="0" w:name="_Hlk100310899"/>
-      <w:r>
-        <w:rPr>
-          <w:rFonts w:ascii="Helvetica LT Std" w:hAnsi="Helvetica LT Std" w:cs="Arial"/>
-          <w:noProof/>
-        </w:rPr>
-        <w:drawing>
-          <wp:inline distT="0" distB="0" distL="0" distR="0" wp14:anchorId="4B9AB740" wp14:editId="71DEC1D7">
-            <wp:extent cx="5486400" cy="3842385"/>
-            <wp:effectExtent l="0" t="0" r="0" b="0"/>
-            <wp:docPr id="1433670455" name="Picture 6"/>
-            <wp:cNvGraphicFramePr>
-              <a:graphicFrameLocks xmlns:a="http://schemas.openxmlformats.org/drawingml/2006/main" noChangeAspect="1"/>
-            </wp:cNvGraphicFramePr>
-            <a:graphic xmlns:a="http://schemas.openxmlformats.org/drawingml/2006/main">
-              <a:graphicData uri="http://schemas.openxmlformats.org/drawingml/2006/picture">
-                <pic:pic xmlns:pic="http://schemas.openxmlformats.org/drawingml/2006/picture">
-                  <pic:nvPicPr>
-                    <pic:cNvPr id="0" name="Picture 1"/>
-                    <pic:cNvPicPr>
-                      <a:picLocks noChangeAspect="1" noChangeArrowheads="1"/>
-                    </pic:cNvPicPr>
-                  </pic:nvPicPr>
-                  <pic:blipFill>
-                    <a:blip r:embed="rId9">
-                      <a:extLst>
-                        <a:ext uri="{28A0092B-C50C-407E-A947-70E740481C1C}">
-                          <a14:useLocalDpi xmlns:a14="http://schemas.microsoft.com/office/drawing/2010/main" val="0"/>
-                        </a:ext>
-                      </a:extLst>
-                    </a:blip>
-                    <a:srcRect/>
-                    <a:stretch>
-                      <a:fillRect/>
-                    </a:stretch>
-                  </pic:blipFill>
-                  <pic:spPr bwMode="auto">
-                    <a:xfrm>
-                      <a:off x="0" y="0"/>
-                      <a:ext cx="5486400" cy="3842385"/>
-                    </a:xfrm>
-                    <a:prstGeom prst="rect">
-                      <a:avLst/>
-                    </a:prstGeom>
-                    <a:noFill/>
-                    <a:ln>
-                      <a:noFill/>
-                    </a:ln>
-                  </pic:spPr>
-                </pic:pic>
-              </a:graphicData>
-            </a:graphic>
-          </wp:inline>
-        </w:drawing>
-      </w:r>
-      <w:r>
-        <w:rPr>
-          <w:rFonts w:ascii="Helvetica LT Std" w:hAnsi="Helvetica LT Std" w:cs="Arial"/>
-          <w:noProof/>
-        </w:rPr>
-        <w:lastRenderedPageBreak/>
-        <w:drawing>
-          <wp:inline distT="0" distB="0" distL="0" distR="0" wp14:anchorId="324BA11A" wp14:editId="1F86873F">
-            <wp:extent cx="5486400" cy="3842385"/>
-            <wp:effectExtent l="0" t="0" r="0" b="0"/>
-            <wp:docPr id="1346272393" name="Picture 7"/>
-            <wp:cNvGraphicFramePr>
-              <a:graphicFrameLocks xmlns:a="http://schemas.openxmlformats.org/drawingml/2006/main" noChangeAspect="1"/>
-            </wp:cNvGraphicFramePr>
-            <a:graphic xmlns:a="http://schemas.openxmlformats.org/drawingml/2006/main">
-              <a:graphicData uri="http://schemas.openxmlformats.org/drawingml/2006/picture">
-                <pic:pic xmlns:pic="http://schemas.openxmlformats.org/drawingml/2006/picture">
-                  <pic:nvPicPr>
-                    <pic:cNvPr id="0" name="Picture 2"/>
-                    <pic:cNvPicPr>
-                      <a:picLocks noChangeAspect="1" noChangeArrowheads="1"/>
-                    </pic:cNvPicPr>
-                  </pic:nvPicPr>
-                  <pic:blipFill>
-                    <a:blip r:embed="rId9">
-                      <a:extLst>
-                        <a:ext uri="{28A0092B-C50C-407E-A947-70E740481C1C}">
-                          <a14:useLocalDpi xmlns:a14="http://schemas.microsoft.com/office/drawing/2010/main" val="0"/>
-                        </a:ext>
-                      </a:extLst>
-                    </a:blip>
-                    <a:srcRect/>
-                    <a:stretch>
-                      <a:fillRect/>
-                    </a:stretch>
-                  </pic:blipFill>
-                  <pic:spPr bwMode="auto">
-                    <a:xfrm>
-                      <a:off x="0" y="0"/>
-                      <a:ext cx="5486400" cy="3842385"/>
-                    </a:xfrm>
-                    <a:prstGeom prst="rect">
-                      <a:avLst/>
-                    </a:prstGeom>
-                    <a:noFill/>
-                    <a:ln>
-                      <a:noFill/>
-                    </a:ln>
-                  </pic:spPr>
-                </pic:pic>
-              </a:graphicData>
-            </a:graphic>
-          </wp:inline>
-        </w:drawing>
-      </w:r>
-      <w:r>
-        <w:rPr>
-          <w:rFonts w:ascii="Helvetica LT Std" w:hAnsi="Helvetica LT Std" w:cs="Arial"/>
-          <w:noProof/>
-        </w:rPr>
-        <w:drawing>
-          <wp:inline distT="0" distB="0" distL="0" distR="0" wp14:anchorId="4529EC17" wp14:editId="1FB82F7E">
-            <wp:extent cx="5486400" cy="3842385"/>
-            <wp:effectExtent l="0" t="0" r="0" b="0"/>
-            <wp:docPr id="1007815108" name="Picture 8"/>
-            <wp:cNvGraphicFramePr>
-              <a:graphicFrameLocks xmlns:a="http://schemas.openxmlformats.org/drawingml/2006/main" noChangeAspect="1"/>
-            </wp:cNvGraphicFramePr>
-            <a:graphic xmlns:a="http://schemas.openxmlformats.org/drawingml/2006/main">
-              <a:graphicData uri="http://schemas.openxmlformats.org/drawingml/2006/picture">
-                <pic:pic xmlns:pic="http://schemas.openxmlformats.org/drawingml/2006/picture">
-                  <pic:nvPicPr>
-                    <pic:cNvPr id="0" name="Picture 3"/>
-                    <pic:cNvPicPr>
-                      <a:picLocks noChangeAspect="1" noChangeArrowheads="1"/>
-                    </pic:cNvPicPr>
-                  </pic:nvPicPr>
-                  <pic:blipFill>
-                    <a:blip r:embed="rId9">
-                      <a:extLst>
-                        <a:ext uri="{28A0092B-C50C-407E-A947-70E740481C1C}">
-                          <a14:useLocalDpi xmlns:a14="http://schemas.microsoft.com/office/drawing/2010/main" val="0"/>
-                        </a:ext>
-                      </a:extLst>
-                    </a:blip>
-                    <a:srcRect/>
-                    <a:stretch>
-                      <a:fillRect/>
-                    </a:stretch>
-                  </pic:blipFill>
-                  <pic:spPr bwMode="auto">
-                    <a:xfrm>
-                      <a:off x="0" y="0"/>
-                      <a:ext cx="5486400" cy="3842385"/>
-                    </a:xfrm>
-                    <a:prstGeom prst="rect">
-                      <a:avLst/>
-                    </a:prstGeom>
-                    <a:noFill/>
-                    <a:ln>
-                      <a:noFill/>
-                    </a:ln>
-                  </pic:spPr>
-                </pic:pic>
-              </a:graphicData>
-            </a:graphic>
-          </wp:inline>
-        </w:drawing>
-      </w:r>
       <w:r>
         <w:rPr>
           <w:rFonts w:ascii="Helvetica LT Std" w:hAnsi="Helvetica LT Std" w:cs="Arial"/>
@@ -1425,7 +1262,7 @@
                     </pic:cNvPicPr>
                   </pic:nvPicPr>
                   <pic:blipFill>
-                    <a:blip r:embed="rId10" cstate="print">
+                    <a:blip r:embed="rId9" cstate="print">
                       <a:extLst>
                         <a:ext uri="{28A0092B-C50C-407E-A947-70E740481C1C}">
                           <a14:useLocalDpi xmlns:a14="http://schemas.microsoft.com/office/drawing/2010/main" val="0"/>
@@ -1488,6 +1325,23 @@
           <w:rFonts w:ascii="Helvetica LT Std" w:hAnsi="Helvetica LT Std" w:cs="Calibri"/>
           <w:sz w:val="22"/>
         </w:rPr>
+        <w:t>78649518Y</w:t>
+      </w:r>
+    </w:p>
+    <w:p>
+      <w:pPr>
+        <w:pStyle w:val="BodyText"/>
+        <w:spacing w:line="312" w:lineRule="auto"/>
+        <w:rPr>
+          <w:rFonts w:ascii="Helvetica LT Std" w:hAnsi="Helvetica LT Std" w:cs="Calibri"/>
+          <w:sz w:val="22"/>
+        </w:rPr>
+      </w:pPr>
+      <w:r>
+        <w:rPr>
+          <w:rFonts w:ascii="Helvetica LT Std" w:hAnsi="Helvetica LT Std" w:cs="Calibri"/>
+          <w:sz w:val="22"/>
+        </w:rPr>
         <w:t>Graduada en Ciencias Ambientales por la Universidad de Córdoba</w:t>
       </w:r>
     </w:p>
@@ -1496,7 +1350,7 @@
         <w:pStyle w:val="BodyText"/>
         <w:spacing w:line="312" w:lineRule="auto"/>
         <w:rPr>
-          <w:rFonts w:ascii="HelveticaNeueLT Std" w:hAnsi="HelveticaNeueLT Std" w:cs="Calibri"/>
+          <w:rFonts w:ascii="Helvetica LT Std" w:hAnsi="Helvetica LT Std" w:cs="Calibri"/>
           <w:sz w:val="22"/>
         </w:rPr>
       </w:pPr>
@@ -1513,15 +1367,32 @@
         <w:pStyle w:val="BodyText"/>
         <w:spacing w:line="312" w:lineRule="auto"/>
         <w:rPr>
+          <w:rFonts w:ascii="HelveticaNeueLT Std" w:hAnsi="HelveticaNeueLT Std" w:cs="Calibri"/>
+          <w:sz w:val="22"/>
+        </w:rPr>
+      </w:pPr>
+      <w:r>
+        <w:rPr>
+          <w:rFonts w:ascii="Helvetica LT Std" w:hAnsi="Helvetica LT Std" w:cs="Calibri"/>
+          <w:sz w:val="22"/>
+        </w:rPr>
+        <w:t>Estudios del Terreno, S.L.</w:t>
+      </w:r>
+    </w:p>
+    <w:p>
+      <w:pPr>
+        <w:pStyle w:val="BodyText"/>
+        <w:spacing w:line="312" w:lineRule="auto"/>
+        <w:rPr>
           <w:rFonts w:ascii="Calibri" w:hAnsi="Calibri" w:cs="Calibri"/>
           <w:sz w:val="22"/>
         </w:rPr>
       </w:pPr>
     </w:p>
     <w:sectPr>
-      <w:headerReference w:type="default" r:id="rId11"/>
-      <w:footerReference w:type="default" r:id="rId12"/>
-      <w:headerReference w:type="first" r:id="rId13"/>
+      <w:headerReference w:type="default" r:id="rId10"/>
+      <w:footerReference w:type="default" r:id="rId11"/>
+      <w:headerReference w:type="first" r:id="rId12"/>
       <w:pgSz w:w="11907" w:h="16839" w:code="9"/>
       <w:pgMar w:top="2315" w:right="1563" w:bottom="1417" w:left="1701" w:header="1135" w:footer="720" w:gutter="0"/>
       <w:cols w:space="708"/>
@@ -4917,6 +4788,7 @@
     <w:rsid w:val="008645FF"/>
     <w:rsid w:val="008A4605"/>
     <w:rsid w:val="009449ED"/>
+    <w:rsid w:val="009B6ED7"/>
     <w:rsid w:val="009D6313"/>
     <w:rsid w:val="00AD54F1"/>
     <w:rsid w:val="00BF0051"/>
@@ -4924,6 +4796,7 @@
     <w:rsid w:val="00C50E49"/>
     <w:rsid w:val="00C610A1"/>
     <w:rsid w:val="00DC3FFB"/>
+    <w:rsid w:val="00E61167"/>
   </w:rsids>
   <m:mathPr>
     <m:mathFont m:val="Cambria Math"/>

--- a/plantilla-informe-negativo.docx
+++ b/plantilla-informe-negativo.docx
@@ -159,7 +159,23 @@
           <w:rFonts w:ascii="Helvetica LT Std" w:hAnsi="Helvetica LT Std" w:cs="Calibri"/>
           <w:sz w:val="22"/>
         </w:rPr>
-        <w:t>Los territorios volcánicos canarios son considerados por el Consejo de Seguridad Nuclear (CSN) como «áreas identifcadas», por lo que requieren de especial atención pues pueden generar y favorecer la emisión de radiación ionizante producida por el radón. Por ello, las islas son consideradas de riesgo elevado.</w:t>
+        <w:t xml:space="preserve">Los territorios volcánicos canarios son considerados por el Consejo de Seguridad Nuclear (CSN) como «áreas </w:t>
+      </w:r>
+      <w:proofErr w:type="spellStart"/>
+      <w:r>
+        <w:rPr>
+          <w:rFonts w:ascii="Helvetica LT Std" w:hAnsi="Helvetica LT Std" w:cs="Calibri"/>
+          <w:sz w:val="22"/>
+        </w:rPr>
+        <w:t>identifcadas</w:t>
+      </w:r>
+      <w:proofErr w:type="spellEnd"/>
+      <w:r>
+        <w:rPr>
+          <w:rFonts w:ascii="Helvetica LT Std" w:hAnsi="Helvetica LT Std" w:cs="Calibri"/>
+          <w:sz w:val="22"/>
+        </w:rPr>
+        <w:t>», por lo que requieren de especial atención pues pueden generar y favorecer la emisión de radiación ionizante producida por el radón. Por ello, las islas son consideradas de riesgo elevado.</w:t>
       </w:r>
     </w:p>
     <w:p>
@@ -213,7 +229,23 @@
           <w:rFonts w:ascii="Helvetica LT Std" w:hAnsi="Helvetica LT Std" w:cs="Calibri"/>
           <w:sz w:val="22"/>
         </w:rPr>
-        <w:t>En el Real Decreto 1029/2022, de 20 de diciembre, se aprobó el reglamento sobre protección de la salud contra los riesgos derivados de la exposición a las radiaciones ionizantes, que establece en 300 Becquerelios /m3 la dosis máxima permitida y la obligatoriedad de realizar mediciones específicas en los puestos de trabajo, en concreto</w:t>
+        <w:t xml:space="preserve">En el Real Decreto 1029/2022, de 20 de diciembre, se aprobó el reglamento sobre protección de la salud contra los riesgos derivados de la exposición a las radiaciones ionizantes, que establece en 300 </w:t>
+      </w:r>
+      <w:proofErr w:type="spellStart"/>
+      <w:r>
+        <w:rPr>
+          <w:rFonts w:ascii="Helvetica LT Std" w:hAnsi="Helvetica LT Std" w:cs="Calibri"/>
+          <w:sz w:val="22"/>
+        </w:rPr>
+        <w:t>Becquerelios</w:t>
+      </w:r>
+      <w:proofErr w:type="spellEnd"/>
+      <w:r>
+        <w:rPr>
+          <w:rFonts w:ascii="Helvetica LT Std" w:hAnsi="Helvetica LT Std" w:cs="Calibri"/>
+          <w:sz w:val="22"/>
+        </w:rPr>
+        <w:t xml:space="preserve"> /m3 la dosis máxima permitida y la obligatoriedad de realizar mediciones específicas en los puestos de trabajo, en concreto</w:t>
       </w:r>
     </w:p>
     <w:p>
@@ -230,7 +262,23 @@
           <w:rFonts w:ascii="Helvetica LT Std" w:hAnsi="Helvetica LT Std" w:cs="Calibri"/>
           <w:sz w:val="22"/>
         </w:rPr>
-        <w:t>en el Capítulo I, artículo 2.2.c).3.º, establece la obligatoriedad de medir la exposición de trabajadores o miembros del público al radón en recintos cerrados.</w:t>
+        <w:t>en el Capítulo I, artículo 2.2.c</w:t>
+      </w:r>
+      <w:proofErr w:type="gramStart"/>
+      <w:r>
+        <w:rPr>
+          <w:rFonts w:ascii="Helvetica LT Std" w:hAnsi="Helvetica LT Std" w:cs="Calibri"/>
+          <w:sz w:val="22"/>
+        </w:rPr>
+        <w:t>).3.º</w:t>
+      </w:r>
+      <w:proofErr w:type="gramEnd"/>
+      <w:r>
+        <w:rPr>
+          <w:rFonts w:ascii="Helvetica LT Std" w:hAnsi="Helvetica LT Std" w:cs="Calibri"/>
+          <w:sz w:val="22"/>
+        </w:rPr>
+        <w:t>, establece la obligatoriedad de medir la exposición de trabajadores o miembros del público al radón en recintos cerrados.</w:t>
       </w:r>
     </w:p>
     <w:p>
@@ -390,7 +438,39 @@
           <w:rFonts w:ascii="Helvetica LT Std" w:hAnsi="Helvetica LT Std" w:cs="Calibri"/>
           <w:sz w:val="22"/>
         </w:rPr>
-        <w:t>Estos detectores están compuestos por  una película sensible a la radiación ubicada dentro de una cápsula hecha de un plástico antiestático específoco que permite la entrada del gas radón por difusión. Estos detectores son inocuos y no interfieren con las personas ni animales. Pueden usarse en cualquier lugar, incluidas zonas donde se manipulan alimentos.</w:t>
+        <w:t xml:space="preserve">Estos detectores están compuestos </w:t>
+      </w:r>
+      <w:proofErr w:type="gramStart"/>
+      <w:r>
+        <w:rPr>
+          <w:rFonts w:ascii="Helvetica LT Std" w:hAnsi="Helvetica LT Std" w:cs="Calibri"/>
+          <w:sz w:val="22"/>
+        </w:rPr>
+        <w:t>por  una</w:t>
+      </w:r>
+      <w:proofErr w:type="gramEnd"/>
+      <w:r>
+        <w:rPr>
+          <w:rFonts w:ascii="Helvetica LT Std" w:hAnsi="Helvetica LT Std" w:cs="Calibri"/>
+          <w:sz w:val="22"/>
+        </w:rPr>
+        <w:t xml:space="preserve"> película sensible a la radiación ubicada dentro de una cápsula hecha de un plástico antiestático </w:t>
+      </w:r>
+      <w:proofErr w:type="spellStart"/>
+      <w:r>
+        <w:rPr>
+          <w:rFonts w:ascii="Helvetica LT Std" w:hAnsi="Helvetica LT Std" w:cs="Calibri"/>
+          <w:sz w:val="22"/>
+        </w:rPr>
+        <w:t>específoco</w:t>
+      </w:r>
+      <w:proofErr w:type="spellEnd"/>
+      <w:r>
+        <w:rPr>
+          <w:rFonts w:ascii="Helvetica LT Std" w:hAnsi="Helvetica LT Std" w:cs="Calibri"/>
+          <w:sz w:val="22"/>
+        </w:rPr>
+        <w:t xml:space="preserve"> que permite la entrada del gas radón por difusión. Estos detectores son inocuos y no interfieren con las personas ni animales. Pueden usarse en cualquier lugar, incluidas zonas donde se manipulan alimentos.</w:t>
       </w:r>
     </w:p>
     <w:p>
@@ -417,7 +497,39 @@
           <w:rFonts w:ascii="Helvetica LT Std" w:hAnsi="Helvetica LT Std" w:cs="Calibri"/>
           <w:sz w:val="22"/>
         </w:rPr>
-        <w:t xml:space="preserve">Los detectores utilizados fueron los denominados Radtrak³©, proporcionados por el laboratorio acreditado según la norma ISO/IEC 17025, RADONOVA LABORATORIES AB ubicado en Södra Depagatan 2, 75 454 Uppsala, Suecia apara ser posteriormente analizados en su laboratorio para la determinación de los resultados. </w:t>
+        <w:t xml:space="preserve">Los detectores utilizados fueron los denominados Radtrak³©, proporcionados por el laboratorio acreditado según la norma ISO/IEC 17025, RADONOVA LABORATORIES AB ubicado en </w:t>
+      </w:r>
+      <w:proofErr w:type="spellStart"/>
+      <w:r>
+        <w:rPr>
+          <w:rFonts w:ascii="Helvetica LT Std" w:hAnsi="Helvetica LT Std" w:cs="Calibri"/>
+          <w:sz w:val="22"/>
+        </w:rPr>
+        <w:t>Södra</w:t>
+      </w:r>
+      <w:proofErr w:type="spellEnd"/>
+      <w:r>
+        <w:rPr>
+          <w:rFonts w:ascii="Helvetica LT Std" w:hAnsi="Helvetica LT Std" w:cs="Calibri"/>
+          <w:sz w:val="22"/>
+        </w:rPr>
+        <w:t xml:space="preserve"> </w:t>
+      </w:r>
+      <w:proofErr w:type="spellStart"/>
+      <w:r>
+        <w:rPr>
+          <w:rFonts w:ascii="Helvetica LT Std" w:hAnsi="Helvetica LT Std" w:cs="Calibri"/>
+          <w:sz w:val="22"/>
+        </w:rPr>
+        <w:t>Depagatan</w:t>
+      </w:r>
+      <w:proofErr w:type="spellEnd"/>
+      <w:r>
+        <w:rPr>
+          <w:rFonts w:ascii="Helvetica LT Std" w:hAnsi="Helvetica LT Std" w:cs="Calibri"/>
+          <w:sz w:val="22"/>
+        </w:rPr>
+        <w:t xml:space="preserve"> 2, 75 454 Uppsala, Suecia apara ser posteriormente analizados en su laboratorio para la determinación de los resultados. </w:t>
       </w:r>
     </w:p>
     <w:p>
@@ -444,7 +556,39 @@
           <w:rFonts w:ascii="Helvetica LT Std" w:hAnsi="Helvetica LT Std" w:cs="Calibri"/>
           <w:sz w:val="22"/>
         </w:rPr>
-        <w:t xml:space="preserve">Este laboratorio está acreditado según la norma ISO 17025 y dispone además de certificación SWEDAC (equivalente a ENAC en España y válida en toda la Unión Europea). El CSN reconoce a Radonova Laboratories AB como laboratorio acreditado en España para medir radón en aire. </w:t>
+        <w:t xml:space="preserve">Este laboratorio está acreditado según la norma ISO 17025 y dispone además de certificación SWEDAC (equivalente a ENAC en España y válida en toda la Unión Europea). El CSN reconoce a </w:t>
+      </w:r>
+      <w:proofErr w:type="spellStart"/>
+      <w:r>
+        <w:rPr>
+          <w:rFonts w:ascii="Helvetica LT Std" w:hAnsi="Helvetica LT Std" w:cs="Calibri"/>
+          <w:sz w:val="22"/>
+        </w:rPr>
+        <w:t>Radonova</w:t>
+      </w:r>
+      <w:proofErr w:type="spellEnd"/>
+      <w:r>
+        <w:rPr>
+          <w:rFonts w:ascii="Helvetica LT Std" w:hAnsi="Helvetica LT Std" w:cs="Calibri"/>
+          <w:sz w:val="22"/>
+        </w:rPr>
+        <w:t xml:space="preserve"> </w:t>
+      </w:r>
+      <w:proofErr w:type="spellStart"/>
+      <w:r>
+        <w:rPr>
+          <w:rFonts w:ascii="Helvetica LT Std" w:hAnsi="Helvetica LT Std" w:cs="Calibri"/>
+          <w:sz w:val="22"/>
+        </w:rPr>
+        <w:t>Laboratories</w:t>
+      </w:r>
+      <w:proofErr w:type="spellEnd"/>
+      <w:r>
+        <w:rPr>
+          <w:rFonts w:ascii="Helvetica LT Std" w:hAnsi="Helvetica LT Std" w:cs="Calibri"/>
+          <w:sz w:val="22"/>
+        </w:rPr>
+        <w:t xml:space="preserve"> AB como laboratorio acreditado en España para medir radón en aire. </w:t>
       </w:r>
     </w:p>
     <w:p>
@@ -459,31 +603,82 @@
     </w:p>
     <w:p>
       <w:pPr>
-        <w:pStyle w:val="BodyText"/>
-        <w:spacing w:line="360" w:lineRule="auto"/>
-        <w:rPr>
-          <w:rFonts w:ascii="Helvetica LT Std" w:hAnsi="Helvetica LT Std" w:cs="Calibri"/>
-          <w:sz w:val="22"/>
-        </w:rPr>
-      </w:pPr>
-      <w:r>
-        <w:rPr>
-          <w:rFonts w:ascii="Helvetica LT Std" w:hAnsi="Helvetica LT Std" w:cs="Calibri"/>
-          <w:sz w:val="22"/>
-        </w:rPr>
-        <w:t>ESTUDIOS DEL TERRENO S.L. es el distribuidor oficial de Radonova en las Islas Canarias.</w:t>
-      </w:r>
-    </w:p>
-    <w:p>
-      <w:pPr>
         <w:pStyle w:val="Heading1"/>
         <w:spacing w:line="360" w:lineRule="auto"/>
-        <w:ind w:left="425"/>
-        <w:rPr>
-          <w:rFonts w:ascii="Helvetica LT Std" w:hAnsi="Helvetica LT Std"/>
-        </w:rPr>
-      </w:pPr>
-    </w:p>
+        <w:rPr>
+          <w:rFonts w:ascii="Helvetica LT Std" w:hAnsi="Helvetica LT Std" w:cs="Calibri"/>
+          <w:b w:val="0"/>
+          <w:bCs w:val="0"/>
+          <w:sz w:val="22"/>
+          <w:lang w:val="es-ES"/>
+        </w:rPr>
+      </w:pPr>
+      <w:r>
+        <w:rPr>
+          <w:rFonts w:ascii="Helvetica LT Std" w:hAnsi="Helvetica LT Std" w:cs="Calibri"/>
+          <w:b w:val="0"/>
+          <w:bCs w:val="0"/>
+          <w:sz w:val="22"/>
+          <w:lang w:val="es-ES"/>
+        </w:rPr>
+        <w:t xml:space="preserve">ESTUDIOS DEL TERRENO S.L. es el distribuidor oficial de RADONOVA LABORATORIES AB reconocido en España por el Consejo de Seguridad Nuclear (CSN) como laboratorio acreditado para medir radón en aire según la norma ISO/IEC 17025. (https://www.csn.es/radon).  La empresa </w:t>
+      </w:r>
+      <w:proofErr w:type="spellStart"/>
+      <w:r>
+        <w:rPr>
+          <w:rFonts w:ascii="Helvetica LT Std" w:hAnsi="Helvetica LT Std" w:cs="Calibri"/>
+          <w:b w:val="0"/>
+          <w:bCs w:val="0"/>
+          <w:sz w:val="22"/>
+          <w:lang w:val="es-ES"/>
+        </w:rPr>
+        <w:t>Radonova</w:t>
+      </w:r>
+      <w:proofErr w:type="spellEnd"/>
+      <w:r>
+        <w:rPr>
+          <w:rFonts w:ascii="Helvetica LT Std" w:hAnsi="Helvetica LT Std" w:cs="Calibri"/>
+          <w:b w:val="0"/>
+          <w:bCs w:val="0"/>
+          <w:sz w:val="22"/>
+          <w:lang w:val="es-ES"/>
+        </w:rPr>
+        <w:t xml:space="preserve"> </w:t>
+      </w:r>
+      <w:proofErr w:type="spellStart"/>
+      <w:r>
+        <w:rPr>
+          <w:rFonts w:ascii="Helvetica LT Std" w:hAnsi="Helvetica LT Std" w:cs="Calibri"/>
+          <w:b w:val="0"/>
+          <w:bCs w:val="0"/>
+          <w:sz w:val="22"/>
+          <w:lang w:val="es-ES"/>
+        </w:rPr>
+        <w:t>Laboratories</w:t>
+      </w:r>
+      <w:proofErr w:type="spellEnd"/>
+      <w:r>
+        <w:rPr>
+          <w:rFonts w:ascii="Helvetica LT Std" w:hAnsi="Helvetica LT Std" w:cs="Calibri"/>
+          <w:b w:val="0"/>
+          <w:bCs w:val="0"/>
+          <w:sz w:val="22"/>
+          <w:lang w:val="es-ES"/>
+        </w:rPr>
+        <w:t xml:space="preserve"> cuenta con la acreditación ISO 17025 por la entidad de acreditación sueca SWEDAC (equivalente a ENAC en España) con el numero 1489 para realizar medidas de la concentración de gas radón utilizando el método de medida de detectores de trazas. La acreditación SWEDAC está aceptada en todos los países de la CE a través del acuerdo EAL (Cooperación Europea para la Acreditación de Laboratorios)</w:t>
+      </w:r>
+      <w:r>
+        <w:rPr>
+          <w:rFonts w:ascii="Helvetica LT Std" w:hAnsi="Helvetica LT Std" w:cs="Calibri"/>
+          <w:b w:val="0"/>
+          <w:bCs w:val="0"/>
+          <w:sz w:val="22"/>
+          <w:lang w:val="es-ES"/>
+        </w:rPr>
+        <w:t>.</w:t>
+      </w:r>
+    </w:p>
+    <w:p/>
     <w:p>
       <w:pPr>
         <w:pStyle w:val="Heading1"/>
@@ -612,6 +807,7 @@
         <w:rPr>
           <w:rFonts w:ascii="Helvetica LT Std" w:hAnsi="Helvetica LT Std"/>
         </w:rPr>
+        <w:lastRenderedPageBreak/>
         <w:t>Fecha de inicio y final de exposición</w:t>
       </w:r>
     </w:p>
@@ -639,7 +835,23 @@
           <w:rFonts w:ascii="Helvetica LT Std" w:hAnsi="Helvetica LT Std" w:cs="Calibri"/>
           <w:sz w:val="22"/>
         </w:rPr>
-        <w:t>Los medidores se colocaron el {FECHA_COLOCACION} y se retiraron el {FECHA_RETIRADA}. Fueron analizados en el laboratorio de Radonova en Uppsala (Suecia) el día {FECHA_ANALISIS}.</w:t>
+        <w:t xml:space="preserve">Los medidores se colocaron el {FECHA_COLOCACION} y se retiraron el {FECHA_RETIRADA}. Fueron analizados en el laboratorio de </w:t>
+      </w:r>
+      <w:proofErr w:type="spellStart"/>
+      <w:r>
+        <w:rPr>
+          <w:rFonts w:ascii="Helvetica LT Std" w:hAnsi="Helvetica LT Std" w:cs="Calibri"/>
+          <w:sz w:val="22"/>
+        </w:rPr>
+        <w:t>Radonova</w:t>
+      </w:r>
+      <w:proofErr w:type="spellEnd"/>
+      <w:r>
+        <w:rPr>
+          <w:rFonts w:ascii="Helvetica LT Std" w:hAnsi="Helvetica LT Std" w:cs="Calibri"/>
+          <w:sz w:val="22"/>
+        </w:rPr>
+        <w:t xml:space="preserve"> en Uppsala (Suecia) el día {FECHA_ANALISIS}.</w:t>
       </w:r>
     </w:p>
     <w:p>
@@ -700,7 +912,39 @@
           <w:rFonts w:ascii="Helvetica LT Std" w:hAnsi="Helvetica LT Std" w:cs="Calibri"/>
           <w:sz w:val="22"/>
         </w:rPr>
-        <w:t>Los resultados de los análisis de laboratorio proporcionados por Radonova Laboratories AB fueron los siguientes:</w:t>
+        <w:t xml:space="preserve">Los resultados de los análisis de laboratorio proporcionados por </w:t>
+      </w:r>
+      <w:proofErr w:type="spellStart"/>
+      <w:r>
+        <w:rPr>
+          <w:rFonts w:ascii="Helvetica LT Std" w:hAnsi="Helvetica LT Std" w:cs="Calibri"/>
+          <w:sz w:val="22"/>
+        </w:rPr>
+        <w:t>Radonova</w:t>
+      </w:r>
+      <w:proofErr w:type="spellEnd"/>
+      <w:r>
+        <w:rPr>
+          <w:rFonts w:ascii="Helvetica LT Std" w:hAnsi="Helvetica LT Std" w:cs="Calibri"/>
+          <w:sz w:val="22"/>
+        </w:rPr>
+        <w:t xml:space="preserve"> </w:t>
+      </w:r>
+      <w:proofErr w:type="spellStart"/>
+      <w:r>
+        <w:rPr>
+          <w:rFonts w:ascii="Helvetica LT Std" w:hAnsi="Helvetica LT Std" w:cs="Calibri"/>
+          <w:sz w:val="22"/>
+        </w:rPr>
+        <w:t>Laboratories</w:t>
+      </w:r>
+      <w:proofErr w:type="spellEnd"/>
+      <w:r>
+        <w:rPr>
+          <w:rFonts w:ascii="Helvetica LT Std" w:hAnsi="Helvetica LT Std" w:cs="Calibri"/>
+          <w:sz w:val="22"/>
+        </w:rPr>
+        <w:t xml:space="preserve"> AB fueron los siguientes:</w:t>
       </w:r>
     </w:p>
     <w:p>
@@ -884,7 +1128,29 @@
                 <w:sz w:val="18"/>
                 <w:szCs w:val="18"/>
               </w:rPr>
-              <w:t>{#DETECTORES}{detector_numero} [Radtrak³®]</w:t>
+              <w:t>{#</w:t>
+            </w:r>
+            <w:proofErr w:type="gramStart"/>
+            <w:r>
+              <w:rPr>
+                <w:rFonts w:ascii="Helvetica LT Std" w:hAnsi="Helvetica LT Std"/>
+                <w:i/>
+                <w:iCs/>
+                <w:sz w:val="18"/>
+                <w:szCs w:val="18"/>
+              </w:rPr>
+              <w:t>DETECTORES}{</w:t>
+            </w:r>
+            <w:proofErr w:type="gramEnd"/>
+            <w:r>
+              <w:rPr>
+                <w:rFonts w:ascii="Helvetica LT Std" w:hAnsi="Helvetica LT Std"/>
+                <w:i/>
+                <w:iCs/>
+                <w:sz w:val="18"/>
+                <w:szCs w:val="18"/>
+              </w:rPr>
+              <w:t>detector_numero} [Radtrak³®]</w:t>
             </w:r>
           </w:p>
         </w:tc>
@@ -913,7 +1179,29 @@
                 <w:szCs w:val="18"/>
                 <w:lang w:val="es-ES_tradnl"/>
               </w:rPr>
-              <w:t>{detector_periodo}</w:t>
+              <w:t>{</w:t>
+            </w:r>
+            <w:proofErr w:type="spellStart"/>
+            <w:r>
+              <w:rPr>
+                <w:rFonts w:ascii="Helvetica LT Std" w:hAnsi="Helvetica LT Std" w:cs="Calibri"/>
+                <w:color w:val="3B3838"/>
+                <w:sz w:val="18"/>
+                <w:szCs w:val="18"/>
+                <w:lang w:val="es-ES_tradnl"/>
+              </w:rPr>
+              <w:t>detector_periodo</w:t>
+            </w:r>
+            <w:proofErr w:type="spellEnd"/>
+            <w:r>
+              <w:rPr>
+                <w:rFonts w:ascii="Helvetica LT Std" w:hAnsi="Helvetica LT Std" w:cs="Calibri"/>
+                <w:color w:val="3B3838"/>
+                <w:sz w:val="18"/>
+                <w:szCs w:val="18"/>
+                <w:lang w:val="es-ES_tradnl"/>
+              </w:rPr>
+              <w:t>}</w:t>
             </w:r>
           </w:p>
         </w:tc>
@@ -942,7 +1230,29 @@
                 <w:szCs w:val="18"/>
                 <w:lang w:val="es-ES_tradnl"/>
               </w:rPr>
-              <w:t>{detector_ubicacion}</w:t>
+              <w:t>{</w:t>
+            </w:r>
+            <w:proofErr w:type="spellStart"/>
+            <w:r>
+              <w:rPr>
+                <w:rFonts w:ascii="Helvetica LT Std" w:hAnsi="Helvetica LT Std" w:cs="Calibri"/>
+                <w:color w:val="3B3838"/>
+                <w:sz w:val="18"/>
+                <w:szCs w:val="18"/>
+                <w:lang w:val="es-ES_tradnl"/>
+              </w:rPr>
+              <w:t>detector_ubicacion</w:t>
+            </w:r>
+            <w:proofErr w:type="spellEnd"/>
+            <w:r>
+              <w:rPr>
+                <w:rFonts w:ascii="Helvetica LT Std" w:hAnsi="Helvetica LT Std" w:cs="Calibri"/>
+                <w:color w:val="3B3838"/>
+                <w:sz w:val="18"/>
+                <w:szCs w:val="18"/>
+                <w:lang w:val="es-ES_tradnl"/>
+              </w:rPr>
+              <w:t>}</w:t>
             </w:r>
           </w:p>
         </w:tc>
@@ -971,7 +1281,43 @@
                 <w:sz w:val="18"/>
                 <w:szCs w:val="18"/>
               </w:rPr>
-              <w:t>{detector_resultado}{/DETECTORES}</w:t>
+              <w:t>{</w:t>
+            </w:r>
+            <w:proofErr w:type="spellStart"/>
+            <w:r>
+              <w:rPr>
+                <w:rFonts w:ascii="Helvetica LT Std" w:hAnsi="Helvetica LT Std"/>
+                <w:sz w:val="18"/>
+                <w:szCs w:val="18"/>
+              </w:rPr>
+              <w:t>detector_</w:t>
+            </w:r>
+            <w:proofErr w:type="gramStart"/>
+            <w:r>
+              <w:rPr>
+                <w:rFonts w:ascii="Helvetica LT Std" w:hAnsi="Helvetica LT Std"/>
+                <w:sz w:val="18"/>
+                <w:szCs w:val="18"/>
+              </w:rPr>
+              <w:t>resultado</w:t>
+            </w:r>
+            <w:proofErr w:type="spellEnd"/>
+            <w:r>
+              <w:rPr>
+                <w:rFonts w:ascii="Helvetica LT Std" w:hAnsi="Helvetica LT Std"/>
+                <w:sz w:val="18"/>
+                <w:szCs w:val="18"/>
+              </w:rPr>
+              <w:t>}{</w:t>
+            </w:r>
+            <w:proofErr w:type="gramEnd"/>
+            <w:r>
+              <w:rPr>
+                <w:rFonts w:ascii="Helvetica LT Std" w:hAnsi="Helvetica LT Std"/>
+                <w:sz w:val="18"/>
+                <w:szCs w:val="18"/>
+              </w:rPr>
+              <w:t>/DETECTORES}</w:t>
             </w:r>
           </w:p>
         </w:tc>
@@ -1078,7 +1424,23 @@
           <w:rFonts w:ascii="Helvetica LT Std" w:hAnsi="Helvetica LT Std" w:cs="Calibri"/>
           <w:sz w:val="22"/>
         </w:rPr>
-        <w:t xml:space="preserve">En los lugares de trabajo en los que  la concentración de radón supera el nivel de referencia, la instrucción IS-33 del Consejo de Seguridad Nuclear requiere que se haga una estimación anual de las dosis efectivas individuales de las dosis recibidas por los trabajadores. </w:t>
+        <w:t xml:space="preserve">En los lugares de trabajo en los </w:t>
+      </w:r>
+      <w:proofErr w:type="gramStart"/>
+      <w:r>
+        <w:rPr>
+          <w:rFonts w:ascii="Helvetica LT Std" w:hAnsi="Helvetica LT Std" w:cs="Calibri"/>
+          <w:sz w:val="22"/>
+        </w:rPr>
+        <w:t>que  la</w:t>
+      </w:r>
+      <w:proofErr w:type="gramEnd"/>
+      <w:r>
+        <w:rPr>
+          <w:rFonts w:ascii="Helvetica LT Std" w:hAnsi="Helvetica LT Std" w:cs="Calibri"/>
+          <w:sz w:val="22"/>
+        </w:rPr>
+        <w:t xml:space="preserve"> concentración de radón supera el nivel de referencia, la instrucción IS-33 del Consejo de Seguridad Nuclear requiere que se haga una estimación anual de las dosis efectivas individuales de las dosis recibidas por los trabajadores. </w:t>
       </w:r>
     </w:p>
     <w:p>
@@ -1142,7 +1504,23 @@
           <w:rFonts w:ascii="Helvetica LT Std" w:hAnsi="Helvetica LT Std" w:cs="Calibri"/>
           <w:sz w:val="22"/>
         </w:rPr>
-        <w:t>El valor más alto registrado fue de {valor_maximo}, muy por debajo del nivel de referencia de 300 Bq/m³. Por tanto, no se considera necesaria la adopción de medidas de remediación ni de protección radiológica adicionales en este centro de trabajo.</w:t>
+        <w:t>El valor más alto registrado fue de {</w:t>
+      </w:r>
+      <w:proofErr w:type="spellStart"/>
+      <w:r>
+        <w:rPr>
+          <w:rFonts w:ascii="Helvetica LT Std" w:hAnsi="Helvetica LT Std" w:cs="Calibri"/>
+          <w:sz w:val="22"/>
+        </w:rPr>
+        <w:t>valor_maximo</w:t>
+      </w:r>
+      <w:proofErr w:type="spellEnd"/>
+      <w:r>
+        <w:rPr>
+          <w:rFonts w:ascii="Helvetica LT Std" w:hAnsi="Helvetica LT Std" w:cs="Calibri"/>
+          <w:sz w:val="22"/>
+        </w:rPr>
+        <w:t>}, muy por debajo del nivel de referencia de 300 Bq/m³. Por tanto, no se considera necesaria la adopción de medidas de remediación ni de protección radiológica adicionales en este centro de trabajo.</w:t>
       </w:r>
     </w:p>
     <w:p>
@@ -1333,16 +1711,16 @@
         <w:pStyle w:val="BodyText"/>
         <w:spacing w:line="312" w:lineRule="auto"/>
         <w:rPr>
-          <w:rFonts w:ascii="Helvetica LT Std" w:hAnsi="Helvetica LT Std" w:cs="Calibri"/>
-          <w:sz w:val="22"/>
-        </w:rPr>
-      </w:pPr>
-      <w:r>
-        <w:rPr>
-          <w:rFonts w:ascii="Helvetica LT Std" w:hAnsi="Helvetica LT Std" w:cs="Calibri"/>
-          <w:sz w:val="22"/>
-        </w:rPr>
-        <w:t>Graduada en Ciencias Ambientales por la Universidad de Córdoba</w:t>
+          <w:rFonts w:ascii="HelveticaNeueLT Std" w:hAnsi="HelveticaNeueLT Std" w:cs="Calibri"/>
+          <w:sz w:val="22"/>
+        </w:rPr>
+      </w:pPr>
+      <w:r>
+        <w:rPr>
+          <w:rFonts w:ascii="Helvetica LT Std" w:hAnsi="Helvetica LT Std" w:cs="Calibri"/>
+          <w:sz w:val="22"/>
+        </w:rPr>
+        <w:t>Estudios del Terreno, S.L.</w:t>
       </w:r>
     </w:p>
     <w:p>
@@ -1359,7 +1737,7 @@
           <w:rFonts w:ascii="Helvetica LT Std" w:hAnsi="Helvetica LT Std" w:cs="Calibri"/>
           <w:sz w:val="22"/>
         </w:rPr>
-        <w:t>Máster en Gestión Ambiental y Energética de las Organizaciones por la Universidad Europea</w:t>
+        <w:t>Graduada en Ciencias Ambientales por la Universidad de Córdoba</w:t>
       </w:r>
     </w:p>
     <w:p>
@@ -1367,16 +1745,16 @@
         <w:pStyle w:val="BodyText"/>
         <w:spacing w:line="312" w:lineRule="auto"/>
         <w:rPr>
-          <w:rFonts w:ascii="HelveticaNeueLT Std" w:hAnsi="HelveticaNeueLT Std" w:cs="Calibri"/>
-          <w:sz w:val="22"/>
-        </w:rPr>
-      </w:pPr>
-      <w:r>
-        <w:rPr>
-          <w:rFonts w:ascii="Helvetica LT Std" w:hAnsi="Helvetica LT Std" w:cs="Calibri"/>
-          <w:sz w:val="22"/>
-        </w:rPr>
-        <w:t>Estudios del Terreno, S.L.</w:t>
+          <w:rFonts w:ascii="Helvetica LT Std" w:hAnsi="Helvetica LT Std" w:cs="Calibri"/>
+          <w:sz w:val="22"/>
+        </w:rPr>
+      </w:pPr>
+      <w:r>
+        <w:rPr>
+          <w:rFonts w:ascii="Helvetica LT Std" w:hAnsi="Helvetica LT Std" w:cs="Calibri"/>
+          <w:sz w:val="22"/>
+        </w:rPr>
+        <w:t>Máster en Gestión Ambiental y Energética de las Organizaciones por la Universidad Europea</w:t>
       </w:r>
     </w:p>
     <w:p>
@@ -2422,6 +2800,12 @@
                               <w:calendar w:val="gregorian"/>
                             </w:date>
                           </w:sdtPr>
+                          <w:sdtEndPr>
+                            <w:rPr>
+                              <w:sz w:val="24"/>
+                              <w:szCs w:val="24"/>
+                            </w:rPr>
+                          </w:sdtEndPr>
                           <w:sdtContent>
                             <w:p>
                               <w:pPr>
@@ -2433,12 +2817,11 @@
                                   <w:szCs w:val="40"/>
                                   <w:lang w:val="es-ES"/>
                                 </w:rPr>
-                                <w:t>11 DE FEBRERO DE 2026</w:t>
+                                <w:t>{FECHA_HOY}</w:t>
                               </w:r>
                             </w:p>
                           </w:sdtContent>
                         </w:sdt>
-                        <w:p/>
                       </w:txbxContent>
                     </wps:txbx>
                     <wps:bodyPr rot="0" vert="horz" wrap="square" lIns="91440" tIns="45720" rIns="91440" bIns="45720" anchor="t" anchorCtr="0" upright="1">
@@ -2648,6 +3031,12 @@
                         <w:calendar w:val="gregorian"/>
                       </w:date>
                     </w:sdtPr>
+                    <w:sdtEndPr>
+                      <w:rPr>
+                        <w:sz w:val="24"/>
+                        <w:szCs w:val="24"/>
+                      </w:rPr>
+                    </w:sdtEndPr>
                     <w:sdtContent>
                       <w:p>
                         <w:pPr>
@@ -2659,12 +3048,11 @@
                             <w:szCs w:val="40"/>
                             <w:lang w:val="es-ES"/>
                           </w:rPr>
-                          <w:t>11 DE FEBRERO DE 2026</w:t>
+                          <w:t>{FECHA_HOY}</w:t>
                         </w:r>
                       </w:p>
                     </w:sdtContent>
                   </w:sdt>
-                  <w:p/>
                 </w:txbxContent>
               </v:textbox>
               <w10:wrap anchorx="margin"/>
@@ -4780,8 +5168,10 @@
   <w:rsids>
     <w:rsidRoot w:val="008645FF"/>
     <w:rsid w:val="00074DD0"/>
+    <w:rsid w:val="00216899"/>
     <w:rsid w:val="002A144F"/>
     <w:rsid w:val="0033289E"/>
+    <w:rsid w:val="00352F3D"/>
     <w:rsid w:val="00794313"/>
     <w:rsid w:val="007D5948"/>
     <w:rsid w:val="00856DFB"/>
@@ -5576,7 +5966,7 @@
 
 <file path=customXml/item1.xml><?xml version="1.0" encoding="utf-8"?>
 <CoverPageProperties xmlns="http://schemas.microsoft.com/office/2006/coverPageProps">
-  <PublishDate>11 DE FEBRERO DE 2026</PublishDate>
+  <PublishDate>{FECHA_HOY}</PublishDate>
   <Abstract/>
   <CompanyAddress/>
   <CompanyPhone/>

--- a/plantilla-informe-negativo.docx
+++ b/plantilla-informe-negativo.docx
@@ -544,65 +544,6 @@
     </w:p>
     <w:p>
       <w:pPr>
-        <w:pStyle w:val="BodyText"/>
-        <w:spacing w:line="360" w:lineRule="auto"/>
-        <w:rPr>
-          <w:rFonts w:ascii="Helvetica LT Std" w:hAnsi="Helvetica LT Std" w:cs="Calibri"/>
-          <w:sz w:val="22"/>
-        </w:rPr>
-      </w:pPr>
-      <w:r>
-        <w:rPr>
-          <w:rFonts w:ascii="Helvetica LT Std" w:hAnsi="Helvetica LT Std" w:cs="Calibri"/>
-          <w:sz w:val="22"/>
-        </w:rPr>
-        <w:t xml:space="preserve">Este laboratorio está acreditado según la norma ISO 17025 y dispone además de certificación SWEDAC (equivalente a ENAC en España y válida en toda la Unión Europea). El CSN reconoce a </w:t>
-      </w:r>
-      <w:proofErr w:type="spellStart"/>
-      <w:r>
-        <w:rPr>
-          <w:rFonts w:ascii="Helvetica LT Std" w:hAnsi="Helvetica LT Std" w:cs="Calibri"/>
-          <w:sz w:val="22"/>
-        </w:rPr>
-        <w:t>Radonova</w:t>
-      </w:r>
-      <w:proofErr w:type="spellEnd"/>
-      <w:r>
-        <w:rPr>
-          <w:rFonts w:ascii="Helvetica LT Std" w:hAnsi="Helvetica LT Std" w:cs="Calibri"/>
-          <w:sz w:val="22"/>
-        </w:rPr>
-        <w:t xml:space="preserve"> </w:t>
-      </w:r>
-      <w:proofErr w:type="spellStart"/>
-      <w:r>
-        <w:rPr>
-          <w:rFonts w:ascii="Helvetica LT Std" w:hAnsi="Helvetica LT Std" w:cs="Calibri"/>
-          <w:sz w:val="22"/>
-        </w:rPr>
-        <w:t>Laboratories</w:t>
-      </w:r>
-      <w:proofErr w:type="spellEnd"/>
-      <w:r>
-        <w:rPr>
-          <w:rFonts w:ascii="Helvetica LT Std" w:hAnsi="Helvetica LT Std" w:cs="Calibri"/>
-          <w:sz w:val="22"/>
-        </w:rPr>
-        <w:t xml:space="preserve"> AB como laboratorio acreditado en España para medir radón en aire. </w:t>
-      </w:r>
-    </w:p>
-    <w:p>
-      <w:pPr>
-        <w:pStyle w:val="BodyText"/>
-        <w:spacing w:line="360" w:lineRule="auto"/>
-        <w:rPr>
-          <w:rFonts w:ascii="Helvetica LT Std" w:hAnsi="Helvetica LT Std" w:cs="Calibri"/>
-          <w:sz w:val="22"/>
-        </w:rPr>
-      </w:pPr>
-    </w:p>
-    <w:p>
-      <w:pPr>
         <w:pStyle w:val="Heading1"/>
         <w:spacing w:line="360" w:lineRule="auto"/>
         <w:rPr>
@@ -807,34 +748,34 @@
         <w:rPr>
           <w:rFonts w:ascii="Helvetica LT Std" w:hAnsi="Helvetica LT Std"/>
         </w:rPr>
+        <w:t>Fecha de inicio y final de exposición</w:t>
+      </w:r>
+    </w:p>
+    <w:p>
+      <w:pPr>
+        <w:pStyle w:val="BodyText"/>
+        <w:spacing w:line="360" w:lineRule="auto"/>
+        <w:rPr>
+          <w:rFonts w:ascii="Helvetica LT Std" w:hAnsi="Helvetica LT Std" w:cs="Calibri"/>
+          <w:sz w:val="22"/>
+        </w:rPr>
+      </w:pPr>
+    </w:p>
+    <w:p>
+      <w:pPr>
+        <w:pStyle w:val="BodyText"/>
+        <w:spacing w:line="360" w:lineRule="auto"/>
+        <w:rPr>
+          <w:rFonts w:ascii="Helvetica LT Std" w:hAnsi="Helvetica LT Std" w:cs="Calibri"/>
+          <w:sz w:val="22"/>
+        </w:rPr>
+      </w:pPr>
+      <w:r>
+        <w:rPr>
+          <w:rFonts w:ascii="Helvetica LT Std" w:hAnsi="Helvetica LT Std" w:cs="Calibri"/>
+          <w:sz w:val="22"/>
+        </w:rPr>
         <w:lastRenderedPageBreak/>
-        <w:t>Fecha de inicio y final de exposición</w:t>
-      </w:r>
-    </w:p>
-    <w:p>
-      <w:pPr>
-        <w:pStyle w:val="BodyText"/>
-        <w:spacing w:line="360" w:lineRule="auto"/>
-        <w:rPr>
-          <w:rFonts w:ascii="Helvetica LT Std" w:hAnsi="Helvetica LT Std" w:cs="Calibri"/>
-          <w:sz w:val="22"/>
-        </w:rPr>
-      </w:pPr>
-    </w:p>
-    <w:p>
-      <w:pPr>
-        <w:pStyle w:val="BodyText"/>
-        <w:spacing w:line="360" w:lineRule="auto"/>
-        <w:rPr>
-          <w:rFonts w:ascii="Helvetica LT Std" w:hAnsi="Helvetica LT Std" w:cs="Calibri"/>
-          <w:sz w:val="22"/>
-        </w:rPr>
-      </w:pPr>
-      <w:r>
-        <w:rPr>
-          <w:rFonts w:ascii="Helvetica LT Std" w:hAnsi="Helvetica LT Std" w:cs="Calibri"/>
-          <w:sz w:val="22"/>
-        </w:rPr>
         <w:t xml:space="preserve">Los medidores se colocaron el {FECHA_COLOCACION} y se retiraron el {FECHA_RETIRADA}. Fueron analizados en el laboratorio de </w:t>
       </w:r>
       <w:proofErr w:type="spellStart"/>
@@ -958,7 +899,7 @@
     </w:p>
     <w:tbl>
       <w:tblPr>
-        <w:tblW w:w="8783" w:type="dxa"/>
+        <w:tblW w:w="9275" w:type="dxa"/>
         <w:tblBorders>
           <w:top w:val="single" w:sz="4" w:space="0" w:color="auto"/>
           <w:left w:val="single" w:sz="4" w:space="0" w:color="auto"/>
@@ -976,9 +917,12 @@
         <w:gridCol w:w="3228"/>
       </w:tblGrid>
       <w:tr>
+        <w:trPr>
+          <w:trHeight w:val="703"/>
+        </w:trPr>
         <w:tc>
           <w:tcPr>
-            <w:tcW w:w="1746" w:type="dxa"/>
+            <w:tcW w:w="2946" w:type="dxa"/>
             <w:vAlign w:val="center"/>
           </w:tcPr>
           <w:p>
@@ -1008,7 +952,7 @@
         </w:tc>
         <w:tc>
           <w:tcPr>
-            <w:tcW w:w="2492" w:type="dxa"/>
+            <w:tcW w:w="1579" w:type="dxa"/>
             <w:vAlign w:val="center"/>
           </w:tcPr>
           <w:p>
@@ -1038,7 +982,7 @@
         </w:tc>
         <w:tc>
           <w:tcPr>
-            <w:tcW w:w="3124" w:type="dxa"/>
+            <w:tcW w:w="1729" w:type="dxa"/>
             <w:vAlign w:val="center"/>
           </w:tcPr>
           <w:p>
@@ -1068,7 +1012,7 @@
         </w:tc>
         <w:tc>
           <w:tcPr>
-            <w:tcW w:w="1587" w:type="dxa"/>
+            <w:tcW w:w="3021" w:type="dxa"/>
             <w:vAlign w:val="center"/>
           </w:tcPr>
           <w:p>
@@ -1099,11 +1043,11 @@
       </w:tr>
       <w:tr>
         <w:trPr>
-          <w:trHeight w:val="589"/>
+          <w:trHeight w:val="596"/>
         </w:trPr>
         <w:tc>
           <w:tcPr>
-            <w:tcW w:w="1746" w:type="dxa"/>
+            <w:tcW w:w="2946" w:type="dxa"/>
             <w:vAlign w:val="center"/>
           </w:tcPr>
           <w:p>
@@ -1156,7 +1100,7 @@
         </w:tc>
         <w:tc>
           <w:tcPr>
-            <w:tcW w:w="2492" w:type="dxa"/>
+            <w:tcW w:w="1579" w:type="dxa"/>
             <w:vAlign w:val="center"/>
           </w:tcPr>
           <w:p>
@@ -1207,7 +1151,7 @@
         </w:tc>
         <w:tc>
           <w:tcPr>
-            <w:tcW w:w="3124" w:type="dxa"/>
+            <w:tcW w:w="1729" w:type="dxa"/>
             <w:vAlign w:val="center"/>
           </w:tcPr>
           <w:p>
@@ -1258,7 +1202,7 @@
         </w:tc>
         <w:tc>
           <w:tcPr>
-            <w:tcW w:w="1587" w:type="dxa"/>
+            <w:tcW w:w="3021" w:type="dxa"/>
             <w:vAlign w:val="center"/>
           </w:tcPr>
           <w:p>
@@ -1334,6 +1278,23 @@
     </w:p>
     <w:p>
       <w:pPr>
+        <w:jc w:val="left"/>
+        <w:rPr>
+          <w:rFonts w:ascii="Helvetica LT Std" w:hAnsi="Helvetica LT Std" w:cs="Arial"/>
+          <w:b/>
+          <w:bCs/>
+          <w:lang w:val="es-ES_tradnl"/>
+        </w:rPr>
+      </w:pPr>
+      <w:r>
+        <w:rPr>
+          <w:rFonts w:ascii="Helvetica LT Std" w:hAnsi="Helvetica LT Std" w:cs="Arial"/>
+        </w:rPr>
+        <w:br w:type="page"/>
+      </w:r>
+    </w:p>
+    <w:p>
+      <w:pPr>
         <w:pStyle w:val="Heading1"/>
         <w:spacing w:line="360" w:lineRule="auto"/>
         <w:rPr>
@@ -1344,6 +1305,7 @@
         <w:rPr>
           <w:rFonts w:ascii="Helvetica LT Std" w:hAnsi="Helvetica LT Std" w:cs="Arial"/>
         </w:rPr>
+        <w:lastRenderedPageBreak/>
         <w:t>4. CONCLUSIONES</w:t>
       </w:r>
     </w:p>
@@ -1467,15 +1429,7 @@
           <w:rFonts w:ascii="Helvetica LT Std" w:hAnsi="Helvetica LT Std" w:cs="Calibri"/>
           <w:sz w:val="22"/>
         </w:rPr>
-        <w:t xml:space="preserve">Ninguna de las medidas tomadas en {UBICACION_CENTRO_CORTO} en {MUNICIPIO} supera la dosis máxima permitida ya que los resultados obtenidos en las mediciones, con periodos de exposición de detectores de 3 meses, todas las mediciones de valores de concentración de gas radón fueron inferiores a los 300 Bq/m³, establecidos como nivel de </w:t>
-      </w:r>
-      <w:r>
-        <w:rPr>
-          <w:rFonts w:ascii="Helvetica LT Std" w:hAnsi="Helvetica LT Std" w:cs="Calibri"/>
-          <w:sz w:val="22"/>
-        </w:rPr>
-        <w:lastRenderedPageBreak/>
-        <w:t>referencia por el Real Decreto 1029/2022 de 20 de diciembre de 2022 y por la Instrucción IS-47 del CSN.</w:t>
+        <w:t>Ninguna de las medidas tomadas en {UBICACION_CENTRO_CORTO} en {MUNICIPIO} supera la dosis máxima permitida ya que los resultados obtenidos en las mediciones, con periodos de exposición de detectores de 3 meses, todas las mediciones de valores de concentración de gas radón fueron inferiores a los 300 Bq/m³, establecidos como nivel de referencia por el Real Decreto 1029/2022 de 20 de diciembre de 2022 y por la Instrucción IS-47 del CSN.</w:t>
       </w:r>
     </w:p>
     <w:p>
@@ -1547,7 +1501,15 @@
           <w:rFonts w:ascii="Helvetica LT Std" w:hAnsi="Helvetica LT Std" w:cs="Calibri"/>
           <w:sz w:val="22"/>
         </w:rPr>
-        <w:t>De acuerdo con el artículo sexto de la Instrucción IS-47 del Consejo de Seguridad Nuclear, el presente estudio de medición deberá actualizarse con una periodicidad de 10 años, al no haberse detectado en ninguna de las mediciones valores superiores a 300 Bq/m³ y no ser necesario mantener en funcionamiento sistemas activos para garantizar que los niveles permanezcan por debajo del nivel de referencia. No obstante, con independencia de dicho plazo, si en el edificio o centro de trabajo se efectuaran alteraciones, ampliaciones o transformaciones que puedan afectar de manera significativa a las concentraciones de radón en el aire, deberán reevaluarse los niveles en el plazo máximo de seis meses tras la finalización de las obras.</w:t>
+        <w:t xml:space="preserve">De acuerdo con el artículo sexto de la Instrucción IS-47 del Consejo de Seguridad Nuclear, el presente estudio de medición deberá actualizarse con una periodicidad de 10 años, al no haberse detectado en ninguna de las mediciones valores superiores a 300 </w:t>
+      </w:r>
+      <w:r>
+        <w:rPr>
+          <w:rFonts w:ascii="Helvetica LT Std" w:hAnsi="Helvetica LT Std" w:cs="Calibri"/>
+          <w:sz w:val="22"/>
+        </w:rPr>
+        <w:lastRenderedPageBreak/>
+        <w:t>Bq/m³ y no ser necesario mantener en funcionamiento sistemas activos para garantizar que los niveles permanezcan por debajo del nivel de referencia. No obstante, con independencia de dicho plazo, si en el edificio o centro de trabajo se efectuaran alteraciones, ampliaciones o transformaciones que puedan afectar de manera significativa a las concentraciones de radón en el aire, deberán reevaluarse los niveles en el plazo máximo de seis meses tras la finalización de las obras.</w:t>
       </w:r>
     </w:p>
     <w:p>
@@ -5170,8 +5132,10 @@
     <w:rsid w:val="00074DD0"/>
     <w:rsid w:val="00216899"/>
     <w:rsid w:val="002A144F"/>
+    <w:rsid w:val="002C3588"/>
     <w:rsid w:val="0033289E"/>
     <w:rsid w:val="00352F3D"/>
+    <w:rsid w:val="004E2F45"/>
     <w:rsid w:val="00794313"/>
     <w:rsid w:val="007D5948"/>
     <w:rsid w:val="00856DFB"/>

--- a/plantilla-informe-negativo.docx
+++ b/plantilla-informe-negativo.docx
@@ -117,16 +117,13 @@
         </w:rPr>
         <w:t>Desde el subsuelo este gas migra al aire interior de viviendas y edificios, en los cuales tiende a acumularse, especialmente en áreas cerradas o poco ventiladas, aunque esta acumulación puede prevenirse o mitigarse mediante distintas soluciones constructivas.</w:t>
       </w:r>
-    </w:p>
-    <w:p>
-      <w:pPr>
-        <w:pStyle w:val="BodyText"/>
-        <w:spacing w:line="360" w:lineRule="auto"/>
-        <w:rPr>
-          <w:rFonts w:ascii="Helvetica LT Std" w:hAnsi="Helvetica LT Std" w:cs="Calibri"/>
-          <w:sz w:val="22"/>
-        </w:rPr>
-      </w:pPr>
+      <w:r>
+        <w:rPr>
+          <w:rFonts w:ascii="Helvetica LT Std" w:hAnsi="Helvetica LT Std" w:cs="Calibri"/>
+          <w:sz w:val="22"/>
+        </w:rPr>
+        <w:t xml:space="preserve"> </w:t>
+      </w:r>
       <w:r>
         <w:rPr>
           <w:rFonts w:ascii="Helvetica LT Std" w:hAnsi="Helvetica LT Std" w:cs="Calibri"/>
@@ -159,23 +156,7 @@
           <w:rFonts w:ascii="Helvetica LT Std" w:hAnsi="Helvetica LT Std" w:cs="Calibri"/>
           <w:sz w:val="22"/>
         </w:rPr>
-        <w:t xml:space="preserve">Los territorios volcánicos canarios son considerados por el Consejo de Seguridad Nuclear (CSN) como «áreas </w:t>
-      </w:r>
-      <w:proofErr w:type="spellStart"/>
-      <w:r>
-        <w:rPr>
-          <w:rFonts w:ascii="Helvetica LT Std" w:hAnsi="Helvetica LT Std" w:cs="Calibri"/>
-          <w:sz w:val="22"/>
-        </w:rPr>
-        <w:t>identifcadas</w:t>
-      </w:r>
-      <w:proofErr w:type="spellEnd"/>
-      <w:r>
-        <w:rPr>
-          <w:rFonts w:ascii="Helvetica LT Std" w:hAnsi="Helvetica LT Std" w:cs="Calibri"/>
-          <w:sz w:val="22"/>
-        </w:rPr>
-        <w:t>», por lo que requieren de especial atención pues pueden generar y favorecer la emisión de radiación ionizante producida por el radón. Por ello, las islas son consideradas de riesgo elevado.</w:t>
+        <w:t>Los territorios volcánicos canarios son considerados por el Consejo de Seguridad Nuclear (CSN) como «áreas identifcadas», por lo que requieren de especial atención pues pueden generar y favorecer la emisión de radiación ionizante producida por el radón. Por ello, las islas son consideradas de riesgo elevado.</w:t>
       </w:r>
     </w:p>
     <w:p>
@@ -229,56 +210,24 @@
           <w:rFonts w:ascii="Helvetica LT Std" w:hAnsi="Helvetica LT Std" w:cs="Calibri"/>
           <w:sz w:val="22"/>
         </w:rPr>
-        <w:t xml:space="preserve">En el Real Decreto 1029/2022, de 20 de diciembre, se aprobó el reglamento sobre protección de la salud contra los riesgos derivados de la exposición a las radiaciones ionizantes, que establece en 300 </w:t>
+        <w:t>En el Real Decreto 1029/2022, de 20 de diciembre, se aprobó el reglamento sobre protección de la salud contra los riesgos derivados de la exposición a las radiaciones ionizantes, que establece en 300 Becquerelios /m3 la dosis máxima permitida y la obligatoriedad de realizar mediciones específicas en los puestos de trabajo, en concreto</w:t>
       </w:r>
-      <w:proofErr w:type="spellStart"/>
+    </w:p>
+    <w:p>
+      <w:pPr>
+        <w:pStyle w:val="BodyText"/>
+        <w:spacing w:line="360" w:lineRule="auto"/>
+        <w:rPr>
+          <w:rFonts w:ascii="Helvetica LT Std" w:hAnsi="Helvetica LT Std" w:cs="Calibri"/>
+          <w:sz w:val="22"/>
+        </w:rPr>
+      </w:pPr>
       <w:r>
         <w:rPr>
           <w:rFonts w:ascii="Helvetica LT Std" w:hAnsi="Helvetica LT Std" w:cs="Calibri"/>
           <w:sz w:val="22"/>
         </w:rPr>
-        <w:t>Becquerelios</w:t>
-      </w:r>
-      <w:proofErr w:type="spellEnd"/>
-      <w:r>
-        <w:rPr>
-          <w:rFonts w:ascii="Helvetica LT Std" w:hAnsi="Helvetica LT Std" w:cs="Calibri"/>
-          <w:sz w:val="22"/>
-        </w:rPr>
-        <w:t xml:space="preserve"> /m3 la dosis máxima permitida y la obligatoriedad de realizar mediciones específicas en los puestos de trabajo, en concreto</w:t>
-      </w:r>
-    </w:p>
-    <w:p>
-      <w:pPr>
-        <w:pStyle w:val="BodyText"/>
-        <w:spacing w:line="360" w:lineRule="auto"/>
-        <w:rPr>
-          <w:rFonts w:ascii="Helvetica LT Std" w:hAnsi="Helvetica LT Std" w:cs="Calibri"/>
-          <w:sz w:val="22"/>
-        </w:rPr>
-      </w:pPr>
-      <w:r>
-        <w:rPr>
-          <w:rFonts w:ascii="Helvetica LT Std" w:hAnsi="Helvetica LT Std" w:cs="Calibri"/>
-          <w:sz w:val="22"/>
-        </w:rPr>
-        <w:t>en el Capítulo I, artículo 2.2.c</w:t>
-      </w:r>
-      <w:proofErr w:type="gramStart"/>
-      <w:r>
-        <w:rPr>
-          <w:rFonts w:ascii="Helvetica LT Std" w:hAnsi="Helvetica LT Std" w:cs="Calibri"/>
-          <w:sz w:val="22"/>
-        </w:rPr>
-        <w:t>).3.º</w:t>
-      </w:r>
-      <w:proofErr w:type="gramEnd"/>
-      <w:r>
-        <w:rPr>
-          <w:rFonts w:ascii="Helvetica LT Std" w:hAnsi="Helvetica LT Std" w:cs="Calibri"/>
-          <w:sz w:val="22"/>
-        </w:rPr>
-        <w:t>, establece la obligatoriedad de medir la exposición de trabajadores o miembros del público al radón en recintos cerrados.</w:t>
+        <w:t>en el Capítulo I, artículo 2.2.c).3.º, establece la obligatoriedad de medir la exposición de trabajadores o miembros del público al radón en recintos cerrados.</w:t>
       </w:r>
     </w:p>
     <w:p>
@@ -438,33 +387,15 @@
           <w:rFonts w:ascii="Helvetica LT Std" w:hAnsi="Helvetica LT Std" w:cs="Calibri"/>
           <w:sz w:val="22"/>
         </w:rPr>
-        <w:t xml:space="preserve">Estos detectores están compuestos </w:t>
+        <w:t xml:space="preserve">Estos detectores están compuestos por una película sensible a la radiación ubicada dentro de una cápsula hecha de un plástico antiestático </w:t>
       </w:r>
-      <w:proofErr w:type="gramStart"/>
       <w:r>
         <w:rPr>
           <w:rFonts w:ascii="Helvetica LT Std" w:hAnsi="Helvetica LT Std" w:cs="Calibri"/>
           <w:sz w:val="22"/>
         </w:rPr>
-        <w:t>por  una</w:t>
+        <w:t>específico</w:t>
       </w:r>
-      <w:proofErr w:type="gramEnd"/>
-      <w:r>
-        <w:rPr>
-          <w:rFonts w:ascii="Helvetica LT Std" w:hAnsi="Helvetica LT Std" w:cs="Calibri"/>
-          <w:sz w:val="22"/>
-        </w:rPr>
-        <w:t xml:space="preserve"> película sensible a la radiación ubicada dentro de una cápsula hecha de un plástico antiestático </w:t>
-      </w:r>
-      <w:proofErr w:type="spellStart"/>
-      <w:r>
-        <w:rPr>
-          <w:rFonts w:ascii="Helvetica LT Std" w:hAnsi="Helvetica LT Std" w:cs="Calibri"/>
-          <w:sz w:val="22"/>
-        </w:rPr>
-        <w:t>específoco</w:t>
-      </w:r>
-      <w:proofErr w:type="spellEnd"/>
       <w:r>
         <w:rPr>
           <w:rFonts w:ascii="Helvetica LT Std" w:hAnsi="Helvetica LT Std" w:cs="Calibri"/>
@@ -497,39 +428,7 @@
           <w:rFonts w:ascii="Helvetica LT Std" w:hAnsi="Helvetica LT Std" w:cs="Calibri"/>
           <w:sz w:val="22"/>
         </w:rPr>
-        <w:t xml:space="preserve">Los detectores utilizados fueron los denominados Radtrak³©, proporcionados por el laboratorio acreditado según la norma ISO/IEC 17025, RADONOVA LABORATORIES AB ubicado en </w:t>
-      </w:r>
-      <w:proofErr w:type="spellStart"/>
-      <w:r>
-        <w:rPr>
-          <w:rFonts w:ascii="Helvetica LT Std" w:hAnsi="Helvetica LT Std" w:cs="Calibri"/>
-          <w:sz w:val="22"/>
-        </w:rPr>
-        <w:t>Södra</w:t>
-      </w:r>
-      <w:proofErr w:type="spellEnd"/>
-      <w:r>
-        <w:rPr>
-          <w:rFonts w:ascii="Helvetica LT Std" w:hAnsi="Helvetica LT Std" w:cs="Calibri"/>
-          <w:sz w:val="22"/>
-        </w:rPr>
-        <w:t xml:space="preserve"> </w:t>
-      </w:r>
-      <w:proofErr w:type="spellStart"/>
-      <w:r>
-        <w:rPr>
-          <w:rFonts w:ascii="Helvetica LT Std" w:hAnsi="Helvetica LT Std" w:cs="Calibri"/>
-          <w:sz w:val="22"/>
-        </w:rPr>
-        <w:t>Depagatan</w:t>
-      </w:r>
-      <w:proofErr w:type="spellEnd"/>
-      <w:r>
-        <w:rPr>
-          <w:rFonts w:ascii="Helvetica LT Std" w:hAnsi="Helvetica LT Std" w:cs="Calibri"/>
-          <w:sz w:val="22"/>
-        </w:rPr>
-        <w:t xml:space="preserve"> 2, 75 454 Uppsala, Suecia apara ser posteriormente analizados en su laboratorio para la determinación de los resultados. </w:t>
+        <w:t xml:space="preserve">Los detectores utilizados fueron los denominados Radtrak³©, proporcionados por el laboratorio acreditado según la norma ISO/IEC 17025, RADONOVA LABORATORIES AB ubicado en Södra Depagatan 2, 75 454 Uppsala, Suecia apara ser posteriormente analizados en su laboratorio para la determinación de los resultados. </w:t>
       </w:r>
     </w:p>
     <w:p>
@@ -562,51 +461,7 @@
           <w:sz w:val="22"/>
           <w:lang w:val="es-ES"/>
         </w:rPr>
-        <w:t xml:space="preserve">ESTUDIOS DEL TERRENO S.L. es el distribuidor oficial de RADONOVA LABORATORIES AB reconocido en España por el Consejo de Seguridad Nuclear (CSN) como laboratorio acreditado para medir radón en aire según la norma ISO/IEC 17025. (https://www.csn.es/radon).  La empresa </w:t>
-      </w:r>
-      <w:proofErr w:type="spellStart"/>
-      <w:r>
-        <w:rPr>
-          <w:rFonts w:ascii="Helvetica LT Std" w:hAnsi="Helvetica LT Std" w:cs="Calibri"/>
-          <w:b w:val="0"/>
-          <w:bCs w:val="0"/>
-          <w:sz w:val="22"/>
-          <w:lang w:val="es-ES"/>
-        </w:rPr>
-        <w:t>Radonova</w:t>
-      </w:r>
-      <w:proofErr w:type="spellEnd"/>
-      <w:r>
-        <w:rPr>
-          <w:rFonts w:ascii="Helvetica LT Std" w:hAnsi="Helvetica LT Std" w:cs="Calibri"/>
-          <w:b w:val="0"/>
-          <w:bCs w:val="0"/>
-          <w:sz w:val="22"/>
-          <w:lang w:val="es-ES"/>
-        </w:rPr>
-        <w:t xml:space="preserve"> </w:t>
-      </w:r>
-      <w:proofErr w:type="spellStart"/>
-      <w:r>
-        <w:rPr>
-          <w:rFonts w:ascii="Helvetica LT Std" w:hAnsi="Helvetica LT Std" w:cs="Calibri"/>
-          <w:b w:val="0"/>
-          <w:bCs w:val="0"/>
-          <w:sz w:val="22"/>
-          <w:lang w:val="es-ES"/>
-        </w:rPr>
-        <w:t>Laboratories</w:t>
-      </w:r>
-      <w:proofErr w:type="spellEnd"/>
-      <w:r>
-        <w:rPr>
-          <w:rFonts w:ascii="Helvetica LT Std" w:hAnsi="Helvetica LT Std" w:cs="Calibri"/>
-          <w:b w:val="0"/>
-          <w:bCs w:val="0"/>
-          <w:sz w:val="22"/>
-          <w:lang w:val="es-ES"/>
-        </w:rPr>
-        <w:t xml:space="preserve"> cuenta con la acreditación ISO 17025 por la entidad de acreditación sueca SWEDAC (equivalente a ENAC en España) con el numero 1489 para realizar medidas de la concentración de gas radón utilizando el método de medida de detectores de trazas. La acreditación SWEDAC está aceptada en todos los países de la CE a través del acuerdo EAL (Cooperación Europea para la Acreditación de Laboratorios)</w:t>
+        <w:t>ESTUDIOS DEL TERRENO S.L. es el distribuidor oficial de RADONOVA LABORATORIES AB reconocido en España por el Consejo de Seguridad Nuclear (CSN) como laboratorio acreditado para medir radón en aire según la norma ISO/IEC 17025. (https://www.csn.es/radon).  La empresa Radonova Laboratories cuenta con la acreditación ISO 17025 por la entidad de acreditación sueca SWEDAC (equivalente a ENAC en España) con el numero 1489 para realizar medidas de la concentración de gas radón utilizando el método de medida de detectores de trazas. La acreditación SWEDAC está aceptada en todos los países de la CE a través del acuerdo EAL (Cooperación Europea para la Acreditación de Laboratorios)</w:t>
       </w:r>
       <w:r>
         <w:rPr>
@@ -775,24 +630,7 @@
           <w:rFonts w:ascii="Helvetica LT Std" w:hAnsi="Helvetica LT Std" w:cs="Calibri"/>
           <w:sz w:val="22"/>
         </w:rPr>
-        <w:lastRenderedPageBreak/>
-        <w:t xml:space="preserve">Los medidores se colocaron el {FECHA_COLOCACION} y se retiraron el {FECHA_RETIRADA}. Fueron analizados en el laboratorio de </w:t>
-      </w:r>
-      <w:proofErr w:type="spellStart"/>
-      <w:r>
-        <w:rPr>
-          <w:rFonts w:ascii="Helvetica LT Std" w:hAnsi="Helvetica LT Std" w:cs="Calibri"/>
-          <w:sz w:val="22"/>
-        </w:rPr>
-        <w:t>Radonova</w:t>
-      </w:r>
-      <w:proofErr w:type="spellEnd"/>
-      <w:r>
-        <w:rPr>
-          <w:rFonts w:ascii="Helvetica LT Std" w:hAnsi="Helvetica LT Std" w:cs="Calibri"/>
-          <w:sz w:val="22"/>
-        </w:rPr>
-        <w:t xml:space="preserve"> en Uppsala (Suecia) el día {FECHA_ANALISIS}.</w:t>
+        <w:t xml:space="preserve">Los medidores se colocaron el {FECHA_COLOCACION} y se retiraron el {FECHA_RETIRADA}. </w:t>
       </w:r>
     </w:p>
     <w:p>
@@ -853,39 +691,7 @@
           <w:rFonts w:ascii="Helvetica LT Std" w:hAnsi="Helvetica LT Std" w:cs="Calibri"/>
           <w:sz w:val="22"/>
         </w:rPr>
-        <w:t xml:space="preserve">Los resultados de los análisis de laboratorio proporcionados por </w:t>
-      </w:r>
-      <w:proofErr w:type="spellStart"/>
-      <w:r>
-        <w:rPr>
-          <w:rFonts w:ascii="Helvetica LT Std" w:hAnsi="Helvetica LT Std" w:cs="Calibri"/>
-          <w:sz w:val="22"/>
-        </w:rPr>
-        <w:t>Radonova</w:t>
-      </w:r>
-      <w:proofErr w:type="spellEnd"/>
-      <w:r>
-        <w:rPr>
-          <w:rFonts w:ascii="Helvetica LT Std" w:hAnsi="Helvetica LT Std" w:cs="Calibri"/>
-          <w:sz w:val="22"/>
-        </w:rPr>
-        <w:t xml:space="preserve"> </w:t>
-      </w:r>
-      <w:proofErr w:type="spellStart"/>
-      <w:r>
-        <w:rPr>
-          <w:rFonts w:ascii="Helvetica LT Std" w:hAnsi="Helvetica LT Std" w:cs="Calibri"/>
-          <w:sz w:val="22"/>
-        </w:rPr>
-        <w:t>Laboratories</w:t>
-      </w:r>
-      <w:proofErr w:type="spellEnd"/>
-      <w:r>
-        <w:rPr>
-          <w:rFonts w:ascii="Helvetica LT Std" w:hAnsi="Helvetica LT Std" w:cs="Calibri"/>
-          <w:sz w:val="22"/>
-        </w:rPr>
-        <w:t xml:space="preserve"> AB fueron los siguientes:</w:t>
+        <w:t>Los resultados de los análisis de laboratorio proporcionados por Radonova Laboratories AB fueron los siguientes:</w:t>
       </w:r>
     </w:p>
     <w:p>
@@ -1072,29 +878,7 @@
                 <w:sz w:val="18"/>
                 <w:szCs w:val="18"/>
               </w:rPr>
-              <w:t>{#</w:t>
-            </w:r>
-            <w:proofErr w:type="gramStart"/>
-            <w:r>
-              <w:rPr>
-                <w:rFonts w:ascii="Helvetica LT Std" w:hAnsi="Helvetica LT Std"/>
-                <w:i/>
-                <w:iCs/>
-                <w:sz w:val="18"/>
-                <w:szCs w:val="18"/>
-              </w:rPr>
-              <w:t>DETECTORES}{</w:t>
-            </w:r>
-            <w:proofErr w:type="gramEnd"/>
-            <w:r>
-              <w:rPr>
-                <w:rFonts w:ascii="Helvetica LT Std" w:hAnsi="Helvetica LT Std"/>
-                <w:i/>
-                <w:iCs/>
-                <w:sz w:val="18"/>
-                <w:szCs w:val="18"/>
-              </w:rPr>
-              <w:t>detector_numero} [Radtrak³®]</w:t>
+              <w:t>{#DETECTORES}{detector_numero} [Radtrak³®]</w:t>
             </w:r>
           </w:p>
         </w:tc>
@@ -1123,29 +907,7 @@
                 <w:szCs w:val="18"/>
                 <w:lang w:val="es-ES_tradnl"/>
               </w:rPr>
-              <w:t>{</w:t>
-            </w:r>
-            <w:proofErr w:type="spellStart"/>
-            <w:r>
-              <w:rPr>
-                <w:rFonts w:ascii="Helvetica LT Std" w:hAnsi="Helvetica LT Std" w:cs="Calibri"/>
-                <w:color w:val="3B3838"/>
-                <w:sz w:val="18"/>
-                <w:szCs w:val="18"/>
-                <w:lang w:val="es-ES_tradnl"/>
-              </w:rPr>
-              <w:t>detector_periodo</w:t>
-            </w:r>
-            <w:proofErr w:type="spellEnd"/>
-            <w:r>
-              <w:rPr>
-                <w:rFonts w:ascii="Helvetica LT Std" w:hAnsi="Helvetica LT Std" w:cs="Calibri"/>
-                <w:color w:val="3B3838"/>
-                <w:sz w:val="18"/>
-                <w:szCs w:val="18"/>
-                <w:lang w:val="es-ES_tradnl"/>
-              </w:rPr>
-              <w:t>}</w:t>
+              <w:t>{detector_periodo}</w:t>
             </w:r>
           </w:p>
         </w:tc>
@@ -1174,29 +936,7 @@
                 <w:szCs w:val="18"/>
                 <w:lang w:val="es-ES_tradnl"/>
               </w:rPr>
-              <w:t>{</w:t>
-            </w:r>
-            <w:proofErr w:type="spellStart"/>
-            <w:r>
-              <w:rPr>
-                <w:rFonts w:ascii="Helvetica LT Std" w:hAnsi="Helvetica LT Std" w:cs="Calibri"/>
-                <w:color w:val="3B3838"/>
-                <w:sz w:val="18"/>
-                <w:szCs w:val="18"/>
-                <w:lang w:val="es-ES_tradnl"/>
-              </w:rPr>
-              <w:t>detector_ubicacion</w:t>
-            </w:r>
-            <w:proofErr w:type="spellEnd"/>
-            <w:r>
-              <w:rPr>
-                <w:rFonts w:ascii="Helvetica LT Std" w:hAnsi="Helvetica LT Std" w:cs="Calibri"/>
-                <w:color w:val="3B3838"/>
-                <w:sz w:val="18"/>
-                <w:szCs w:val="18"/>
-                <w:lang w:val="es-ES_tradnl"/>
-              </w:rPr>
-              <w:t>}</w:t>
+              <w:t>{detector_ubicacion}</w:t>
             </w:r>
           </w:p>
         </w:tc>
@@ -1225,43 +965,7 @@
                 <w:sz w:val="18"/>
                 <w:szCs w:val="18"/>
               </w:rPr>
-              <w:t>{</w:t>
-            </w:r>
-            <w:proofErr w:type="spellStart"/>
-            <w:r>
-              <w:rPr>
-                <w:rFonts w:ascii="Helvetica LT Std" w:hAnsi="Helvetica LT Std"/>
-                <w:sz w:val="18"/>
-                <w:szCs w:val="18"/>
-              </w:rPr>
-              <w:t>detector_</w:t>
-            </w:r>
-            <w:proofErr w:type="gramStart"/>
-            <w:r>
-              <w:rPr>
-                <w:rFonts w:ascii="Helvetica LT Std" w:hAnsi="Helvetica LT Std"/>
-                <w:sz w:val="18"/>
-                <w:szCs w:val="18"/>
-              </w:rPr>
-              <w:t>resultado</w:t>
-            </w:r>
-            <w:proofErr w:type="spellEnd"/>
-            <w:r>
-              <w:rPr>
-                <w:rFonts w:ascii="Helvetica LT Std" w:hAnsi="Helvetica LT Std"/>
-                <w:sz w:val="18"/>
-                <w:szCs w:val="18"/>
-              </w:rPr>
-              <w:t>}{</w:t>
-            </w:r>
-            <w:proofErr w:type="gramEnd"/>
-            <w:r>
-              <w:rPr>
-                <w:rFonts w:ascii="Helvetica LT Std" w:hAnsi="Helvetica LT Std"/>
-                <w:sz w:val="18"/>
-                <w:szCs w:val="18"/>
-              </w:rPr>
-              <w:t>/DETECTORES}</w:t>
+              <w:t>{detector_resultado}{/DETECTORES}</w:t>
             </w:r>
           </w:p>
         </w:tc>
@@ -1386,23 +1090,7 @@
           <w:rFonts w:ascii="Helvetica LT Std" w:hAnsi="Helvetica LT Std" w:cs="Calibri"/>
           <w:sz w:val="22"/>
         </w:rPr>
-        <w:t xml:space="preserve">En los lugares de trabajo en los </w:t>
-      </w:r>
-      <w:proofErr w:type="gramStart"/>
-      <w:r>
-        <w:rPr>
-          <w:rFonts w:ascii="Helvetica LT Std" w:hAnsi="Helvetica LT Std" w:cs="Calibri"/>
-          <w:sz w:val="22"/>
-        </w:rPr>
-        <w:t>que  la</w:t>
-      </w:r>
-      <w:proofErr w:type="gramEnd"/>
-      <w:r>
-        <w:rPr>
-          <w:rFonts w:ascii="Helvetica LT Std" w:hAnsi="Helvetica LT Std" w:cs="Calibri"/>
-          <w:sz w:val="22"/>
-        </w:rPr>
-        <w:t xml:space="preserve"> concentración de radón supera el nivel de referencia, la instrucción IS-33 del Consejo de Seguridad Nuclear requiere que se haga una estimación anual de las dosis efectivas individuales de las dosis recibidas por los trabajadores. </w:t>
+        <w:t xml:space="preserve">En los lugares de trabajo en los que  la concentración de radón supera el nivel de referencia, la instrucción IS-33 del Consejo de Seguridad Nuclear requiere que se haga una estimación anual de las dosis efectivas individuales de las dosis recibidas por los trabajadores. </w:t>
       </w:r>
     </w:p>
     <w:p>
@@ -1458,23 +1146,7 @@
           <w:rFonts w:ascii="Helvetica LT Std" w:hAnsi="Helvetica LT Std" w:cs="Calibri"/>
           <w:sz w:val="22"/>
         </w:rPr>
-        <w:t>El valor más alto registrado fue de {</w:t>
-      </w:r>
-      <w:proofErr w:type="spellStart"/>
-      <w:r>
-        <w:rPr>
-          <w:rFonts w:ascii="Helvetica LT Std" w:hAnsi="Helvetica LT Std" w:cs="Calibri"/>
-          <w:sz w:val="22"/>
-        </w:rPr>
-        <w:t>valor_maximo</w:t>
-      </w:r>
-      <w:proofErr w:type="spellEnd"/>
-      <w:r>
-        <w:rPr>
-          <w:rFonts w:ascii="Helvetica LT Std" w:hAnsi="Helvetica LT Std" w:cs="Calibri"/>
-          <w:sz w:val="22"/>
-        </w:rPr>
-        <w:t>}, muy por debajo del nivel de referencia de 300 Bq/m³. Por tanto, no se considera necesaria la adopción de medidas de remediación ni de protección radiológica adicionales en este centro de trabajo.</w:t>
+        <w:t>El valor más alto registrado fue de {valor_maximo}, muy por debajo del nivel de referencia de 300 Bq/m³. Por tanto, no se considera necesaria la adopción de medidas de remediación ni de protección radiológica adicionales en este centro de trabajo.</w:t>
       </w:r>
     </w:p>
     <w:p>
@@ -5135,6 +4807,7 @@
     <w:rsid w:val="002C3588"/>
     <w:rsid w:val="0033289E"/>
     <w:rsid w:val="00352F3D"/>
+    <w:rsid w:val="0046427B"/>
     <w:rsid w:val="004E2F45"/>
     <w:rsid w:val="00794313"/>
     <w:rsid w:val="007D5948"/>
@@ -5150,6 +4823,7 @@
     <w:rsid w:val="00C50E49"/>
     <w:rsid w:val="00C610A1"/>
     <w:rsid w:val="00DC3FFB"/>
+    <w:rsid w:val="00DD0D28"/>
     <w:rsid w:val="00E61167"/>
   </w:rsids>
   <m:mathPr>

--- a/plantilla-informe-negativo.docx
+++ b/plantilla-informe-negativo.docx
@@ -156,7 +156,23 @@
           <w:rFonts w:ascii="Helvetica LT Std" w:hAnsi="Helvetica LT Std" w:cs="Calibri"/>
           <w:sz w:val="22"/>
         </w:rPr>
-        <w:t>Los territorios volcánicos canarios son considerados por el Consejo de Seguridad Nuclear (CSN) como «áreas identifcadas», por lo que requieren de especial atención pues pueden generar y favorecer la emisión de radiación ionizante producida por el radón. Por ello, las islas son consideradas de riesgo elevado.</w:t>
+        <w:t xml:space="preserve">Los territorios volcánicos canarios son considerados por el Consejo de Seguridad Nuclear (CSN) como «áreas </w:t>
+      </w:r>
+      <w:proofErr w:type="spellStart"/>
+      <w:r>
+        <w:rPr>
+          <w:rFonts w:ascii="Helvetica LT Std" w:hAnsi="Helvetica LT Std" w:cs="Calibri"/>
+          <w:sz w:val="22"/>
+        </w:rPr>
+        <w:t>identifcadas</w:t>
+      </w:r>
+      <w:proofErr w:type="spellEnd"/>
+      <w:r>
+        <w:rPr>
+          <w:rFonts w:ascii="Helvetica LT Std" w:hAnsi="Helvetica LT Std" w:cs="Calibri"/>
+          <w:sz w:val="22"/>
+        </w:rPr>
+        <w:t>», por lo que requieren de especial atención pues pueden generar y favorecer la emisión de radiación ionizante producida por el radón. Por ello, las islas son consideradas de riesgo elevado.</w:t>
       </w:r>
     </w:p>
     <w:p>
@@ -210,7 +226,23 @@
           <w:rFonts w:ascii="Helvetica LT Std" w:hAnsi="Helvetica LT Std" w:cs="Calibri"/>
           <w:sz w:val="22"/>
         </w:rPr>
-        <w:t>En el Real Decreto 1029/2022, de 20 de diciembre, se aprobó el reglamento sobre protección de la salud contra los riesgos derivados de la exposición a las radiaciones ionizantes, que establece en 300 Becquerelios /m3 la dosis máxima permitida y la obligatoriedad de realizar mediciones específicas en los puestos de trabajo, en concreto</w:t>
+        <w:t xml:space="preserve">En el Real Decreto 1029/2022, de 20 de diciembre, se aprobó el reglamento sobre protección de la salud contra los riesgos derivados de la exposición a las radiaciones ionizantes, que establece en 300 </w:t>
+      </w:r>
+      <w:proofErr w:type="spellStart"/>
+      <w:r>
+        <w:rPr>
+          <w:rFonts w:ascii="Helvetica LT Std" w:hAnsi="Helvetica LT Std" w:cs="Calibri"/>
+          <w:sz w:val="22"/>
+        </w:rPr>
+        <w:t>Becquerelios</w:t>
+      </w:r>
+      <w:proofErr w:type="spellEnd"/>
+      <w:r>
+        <w:rPr>
+          <w:rFonts w:ascii="Helvetica LT Std" w:hAnsi="Helvetica LT Std" w:cs="Calibri"/>
+          <w:sz w:val="22"/>
+        </w:rPr>
+        <w:t xml:space="preserve"> /m3 la dosis máxima permitida y la obligatoriedad de realizar mediciones específicas en los puestos de trabajo, en concreto</w:t>
       </w:r>
     </w:p>
     <w:p>
@@ -227,7 +259,23 @@
           <w:rFonts w:ascii="Helvetica LT Std" w:hAnsi="Helvetica LT Std" w:cs="Calibri"/>
           <w:sz w:val="22"/>
         </w:rPr>
-        <w:t>en el Capítulo I, artículo 2.2.c).3.º, establece la obligatoriedad de medir la exposición de trabajadores o miembros del público al radón en recintos cerrados.</w:t>
+        <w:t>en el Capítulo I, artículo 2.2.c</w:t>
+      </w:r>
+      <w:proofErr w:type="gramStart"/>
+      <w:r>
+        <w:rPr>
+          <w:rFonts w:ascii="Helvetica LT Std" w:hAnsi="Helvetica LT Std" w:cs="Calibri"/>
+          <w:sz w:val="22"/>
+        </w:rPr>
+        <w:t>).3.º</w:t>
+      </w:r>
+      <w:proofErr w:type="gramEnd"/>
+      <w:r>
+        <w:rPr>
+          <w:rFonts w:ascii="Helvetica LT Std" w:hAnsi="Helvetica LT Std" w:cs="Calibri"/>
+          <w:sz w:val="22"/>
+        </w:rPr>
+        <w:t>, establece la obligatoriedad de medir la exposición de trabajadores o miembros del público al radón en recintos cerrados.</w:t>
       </w:r>
     </w:p>
     <w:p>
@@ -428,18 +476,40 @@
           <w:rFonts w:ascii="Helvetica LT Std" w:hAnsi="Helvetica LT Std" w:cs="Calibri"/>
           <w:sz w:val="22"/>
         </w:rPr>
-        <w:t xml:space="preserve">Los detectores utilizados fueron los denominados Radtrak³©, proporcionados por el laboratorio acreditado según la norma ISO/IEC 17025, RADONOVA LABORATORIES AB ubicado en Södra Depagatan 2, 75 454 Uppsala, Suecia apara ser posteriormente analizados en su laboratorio para la determinación de los resultados. </w:t>
-      </w:r>
-    </w:p>
-    <w:p>
-      <w:pPr>
-        <w:pStyle w:val="BodyText"/>
-        <w:spacing w:line="360" w:lineRule="auto"/>
-        <w:rPr>
-          <w:rFonts w:ascii="Helvetica LT Std" w:hAnsi="Helvetica LT Std" w:cs="Calibri"/>
-          <w:sz w:val="22"/>
-        </w:rPr>
-      </w:pPr>
+        <w:t xml:space="preserve">Los detectores utilizados fueron los denominados Radtrak³©, proporcionados por el laboratorio acreditado según la norma ISO/IEC 17025, RADONOVA LABORATORIES AB ubicado en </w:t>
+      </w:r>
+      <w:proofErr w:type="spellStart"/>
+      <w:r>
+        <w:rPr>
+          <w:rFonts w:ascii="Helvetica LT Std" w:hAnsi="Helvetica LT Std" w:cs="Calibri"/>
+          <w:sz w:val="22"/>
+        </w:rPr>
+        <w:t>Södra</w:t>
+      </w:r>
+      <w:proofErr w:type="spellEnd"/>
+      <w:r>
+        <w:rPr>
+          <w:rFonts w:ascii="Helvetica LT Std" w:hAnsi="Helvetica LT Std" w:cs="Calibri"/>
+          <w:sz w:val="22"/>
+        </w:rPr>
+        <w:t xml:space="preserve"> </w:t>
+      </w:r>
+      <w:proofErr w:type="spellStart"/>
+      <w:r>
+        <w:rPr>
+          <w:rFonts w:ascii="Helvetica LT Std" w:hAnsi="Helvetica LT Std" w:cs="Calibri"/>
+          <w:sz w:val="22"/>
+        </w:rPr>
+        <w:t>Depagatan</w:t>
+      </w:r>
+      <w:proofErr w:type="spellEnd"/>
+      <w:r>
+        <w:rPr>
+          <w:rFonts w:ascii="Helvetica LT Std" w:hAnsi="Helvetica LT Std" w:cs="Calibri"/>
+          <w:sz w:val="22"/>
+        </w:rPr>
+        <w:t xml:space="preserve"> 2, 75 454 Uppsala, Suecia apara ser posteriormente analizados en su laboratorio para la determinación de los resultados. </w:t>
+      </w:r>
     </w:p>
     <w:p>
       <w:pPr>
@@ -461,7 +531,52 @@
           <w:sz w:val="22"/>
           <w:lang w:val="es-ES"/>
         </w:rPr>
-        <w:t>ESTUDIOS DEL TERRENO S.L. es el distribuidor oficial de RADONOVA LABORATORIES AB reconocido en España por el Consejo de Seguridad Nuclear (CSN) como laboratorio acreditado para medir radón en aire según la norma ISO/IEC 17025. (https://www.csn.es/radon).  La empresa Radonova Laboratories cuenta con la acreditación ISO 17025 por la entidad de acreditación sueca SWEDAC (equivalente a ENAC en España) con el numero 1489 para realizar medidas de la concentración de gas radón utilizando el método de medida de detectores de trazas. La acreditación SWEDAC está aceptada en todos los países de la CE a través del acuerdo EAL (Cooperación Europea para la Acreditación de Laboratorios)</w:t>
+        <w:lastRenderedPageBreak/>
+        <w:t xml:space="preserve">ESTUDIOS DEL TERRENO S.L. es el distribuidor oficial de RADONOVA LABORATORIES AB reconocido en España por el Consejo de Seguridad Nuclear (CSN) como laboratorio acreditado para medir radón en aire según la norma ISO/IEC 17025. (https://www.csn.es/radon).  La empresa </w:t>
+      </w:r>
+      <w:proofErr w:type="spellStart"/>
+      <w:r>
+        <w:rPr>
+          <w:rFonts w:ascii="Helvetica LT Std" w:hAnsi="Helvetica LT Std" w:cs="Calibri"/>
+          <w:b w:val="0"/>
+          <w:bCs w:val="0"/>
+          <w:sz w:val="22"/>
+          <w:lang w:val="es-ES"/>
+        </w:rPr>
+        <w:t>Radonova</w:t>
+      </w:r>
+      <w:proofErr w:type="spellEnd"/>
+      <w:r>
+        <w:rPr>
+          <w:rFonts w:ascii="Helvetica LT Std" w:hAnsi="Helvetica LT Std" w:cs="Calibri"/>
+          <w:b w:val="0"/>
+          <w:bCs w:val="0"/>
+          <w:sz w:val="22"/>
+          <w:lang w:val="es-ES"/>
+        </w:rPr>
+        <w:t xml:space="preserve"> </w:t>
+      </w:r>
+      <w:proofErr w:type="spellStart"/>
+      <w:r>
+        <w:rPr>
+          <w:rFonts w:ascii="Helvetica LT Std" w:hAnsi="Helvetica LT Std" w:cs="Calibri"/>
+          <w:b w:val="0"/>
+          <w:bCs w:val="0"/>
+          <w:sz w:val="22"/>
+          <w:lang w:val="es-ES"/>
+        </w:rPr>
+        <w:t>Laboratories</w:t>
+      </w:r>
+      <w:proofErr w:type="spellEnd"/>
+      <w:r>
+        <w:rPr>
+          <w:rFonts w:ascii="Helvetica LT Std" w:hAnsi="Helvetica LT Std" w:cs="Calibri"/>
+          <w:b w:val="0"/>
+          <w:bCs w:val="0"/>
+          <w:sz w:val="22"/>
+          <w:lang w:val="es-ES"/>
+        </w:rPr>
+        <w:t xml:space="preserve"> cuenta con la acreditación ISO 17025 por la entidad de acreditación sueca SWEDAC (equivalente a ENAC en España) con el numero 1489 para realizar medidas de la concentración de gas radón utilizando el método de medida de detectores de trazas. La acreditación SWEDAC está aceptada en todos los países de la CE a través del acuerdo EAL (Cooperación Europea para la Acreditación de Laboratorios)</w:t>
       </w:r>
       <w:r>
         <w:rPr>
@@ -691,7 +806,39 @@
           <w:rFonts w:ascii="Helvetica LT Std" w:hAnsi="Helvetica LT Std" w:cs="Calibri"/>
           <w:sz w:val="22"/>
         </w:rPr>
-        <w:t>Los resultados de los análisis de laboratorio proporcionados por Radonova Laboratories AB fueron los siguientes:</w:t>
+        <w:t xml:space="preserve">Los resultados de los análisis de laboratorio proporcionados por </w:t>
+      </w:r>
+      <w:proofErr w:type="spellStart"/>
+      <w:r>
+        <w:rPr>
+          <w:rFonts w:ascii="Helvetica LT Std" w:hAnsi="Helvetica LT Std" w:cs="Calibri"/>
+          <w:sz w:val="22"/>
+        </w:rPr>
+        <w:t>Radonova</w:t>
+      </w:r>
+      <w:proofErr w:type="spellEnd"/>
+      <w:r>
+        <w:rPr>
+          <w:rFonts w:ascii="Helvetica LT Std" w:hAnsi="Helvetica LT Std" w:cs="Calibri"/>
+          <w:sz w:val="22"/>
+        </w:rPr>
+        <w:t xml:space="preserve"> </w:t>
+      </w:r>
+      <w:proofErr w:type="spellStart"/>
+      <w:r>
+        <w:rPr>
+          <w:rFonts w:ascii="Helvetica LT Std" w:hAnsi="Helvetica LT Std" w:cs="Calibri"/>
+          <w:sz w:val="22"/>
+        </w:rPr>
+        <w:t>Laboratories</w:t>
+      </w:r>
+      <w:proofErr w:type="spellEnd"/>
+      <w:r>
+        <w:rPr>
+          <w:rFonts w:ascii="Helvetica LT Std" w:hAnsi="Helvetica LT Std" w:cs="Calibri"/>
+          <w:sz w:val="22"/>
+        </w:rPr>
+        <w:t xml:space="preserve"> AB fueron los siguientes:</w:t>
       </w:r>
     </w:p>
     <w:p>
@@ -705,7 +852,7 @@
     </w:p>
     <w:tbl>
       <w:tblPr>
-        <w:tblW w:w="9275" w:type="dxa"/>
+        <w:tblW w:w="8926" w:type="dxa"/>
         <w:tblBorders>
           <w:top w:val="single" w:sz="4" w:space="0" w:color="auto"/>
           <w:left w:val="single" w:sz="4" w:space="0" w:color="auto"/>
@@ -714,13 +861,14 @@
           <w:insideH w:val="single" w:sz="4" w:space="0" w:color="auto"/>
           <w:insideV w:val="single" w:sz="4" w:space="0" w:color="auto"/>
         </w:tblBorders>
+        <w:tblLayout w:type="fixed"/>
         <w:tblLook w:val="04A0" w:firstRow="1" w:lastRow="0" w:firstColumn="1" w:lastColumn="0" w:noHBand="0" w:noVBand="1"/>
       </w:tblPr>
       <w:tblGrid>
-        <w:gridCol w:w="3148"/>
-        <w:gridCol w:w="1688"/>
-        <w:gridCol w:w="1848"/>
-        <w:gridCol w:w="3228"/>
+        <w:gridCol w:w="2122"/>
+        <w:gridCol w:w="1984"/>
+        <w:gridCol w:w="1985"/>
+        <w:gridCol w:w="2835"/>
       </w:tblGrid>
       <w:tr>
         <w:trPr>
@@ -728,7 +876,7 @@
         </w:trPr>
         <w:tc>
           <w:tcPr>
-            <w:tcW w:w="2946" w:type="dxa"/>
+            <w:tcW w:w="2122" w:type="dxa"/>
             <w:vAlign w:val="center"/>
           </w:tcPr>
           <w:p>
@@ -758,7 +906,7 @@
         </w:tc>
         <w:tc>
           <w:tcPr>
-            <w:tcW w:w="1579" w:type="dxa"/>
+            <w:tcW w:w="1984" w:type="dxa"/>
             <w:vAlign w:val="center"/>
           </w:tcPr>
           <w:p>
@@ -788,7 +936,7 @@
         </w:tc>
         <w:tc>
           <w:tcPr>
-            <w:tcW w:w="1729" w:type="dxa"/>
+            <w:tcW w:w="1985" w:type="dxa"/>
             <w:vAlign w:val="center"/>
           </w:tcPr>
           <w:p>
@@ -818,7 +966,7 @@
         </w:tc>
         <w:tc>
           <w:tcPr>
-            <w:tcW w:w="3021" w:type="dxa"/>
+            <w:tcW w:w="2835" w:type="dxa"/>
             <w:vAlign w:val="center"/>
           </w:tcPr>
           <w:p>
@@ -853,7 +1001,7 @@
         </w:trPr>
         <w:tc>
           <w:tcPr>
-            <w:tcW w:w="2946" w:type="dxa"/>
+            <w:tcW w:w="2122" w:type="dxa"/>
             <w:vAlign w:val="center"/>
           </w:tcPr>
           <w:p>
@@ -878,13 +1026,35 @@
                 <w:sz w:val="18"/>
                 <w:szCs w:val="18"/>
               </w:rPr>
-              <w:t>{#DETECTORES}{detector_numero} [Radtrak³®]</w:t>
+              <w:t>{#</w:t>
+            </w:r>
+            <w:proofErr w:type="gramStart"/>
+            <w:r>
+              <w:rPr>
+                <w:rFonts w:ascii="Helvetica LT Std" w:hAnsi="Helvetica LT Std"/>
+                <w:i/>
+                <w:iCs/>
+                <w:sz w:val="18"/>
+                <w:szCs w:val="18"/>
+              </w:rPr>
+              <w:t>DETECTORES}{</w:t>
+            </w:r>
+            <w:proofErr w:type="gramEnd"/>
+            <w:r>
+              <w:rPr>
+                <w:rFonts w:ascii="Helvetica LT Std" w:hAnsi="Helvetica LT Std"/>
+                <w:i/>
+                <w:iCs/>
+                <w:sz w:val="18"/>
+                <w:szCs w:val="18"/>
+              </w:rPr>
+              <w:t>detector_numero} [Radtrak³®]</w:t>
             </w:r>
           </w:p>
         </w:tc>
         <w:tc>
           <w:tcPr>
-            <w:tcW w:w="1579" w:type="dxa"/>
+            <w:tcW w:w="1984" w:type="dxa"/>
             <w:vAlign w:val="center"/>
           </w:tcPr>
           <w:p>
@@ -907,13 +1077,35 @@
                 <w:szCs w:val="18"/>
                 <w:lang w:val="es-ES_tradnl"/>
               </w:rPr>
-              <w:t>{detector_periodo}</w:t>
+              <w:t>{</w:t>
+            </w:r>
+            <w:proofErr w:type="spellStart"/>
+            <w:r>
+              <w:rPr>
+                <w:rFonts w:ascii="Helvetica LT Std" w:hAnsi="Helvetica LT Std" w:cs="Calibri"/>
+                <w:color w:val="3B3838"/>
+                <w:sz w:val="18"/>
+                <w:szCs w:val="18"/>
+                <w:lang w:val="es-ES_tradnl"/>
+              </w:rPr>
+              <w:t>detector_periodo</w:t>
+            </w:r>
+            <w:proofErr w:type="spellEnd"/>
+            <w:r>
+              <w:rPr>
+                <w:rFonts w:ascii="Helvetica LT Std" w:hAnsi="Helvetica LT Std" w:cs="Calibri"/>
+                <w:color w:val="3B3838"/>
+                <w:sz w:val="18"/>
+                <w:szCs w:val="18"/>
+                <w:lang w:val="es-ES_tradnl"/>
+              </w:rPr>
+              <w:t>}</w:t>
             </w:r>
           </w:p>
         </w:tc>
         <w:tc>
           <w:tcPr>
-            <w:tcW w:w="1729" w:type="dxa"/>
+            <w:tcW w:w="1985" w:type="dxa"/>
             <w:vAlign w:val="center"/>
           </w:tcPr>
           <w:p>
@@ -936,13 +1128,35 @@
                 <w:szCs w:val="18"/>
                 <w:lang w:val="es-ES_tradnl"/>
               </w:rPr>
-              <w:t>{detector_ubicacion}</w:t>
+              <w:t>{</w:t>
+            </w:r>
+            <w:proofErr w:type="spellStart"/>
+            <w:r>
+              <w:rPr>
+                <w:rFonts w:ascii="Helvetica LT Std" w:hAnsi="Helvetica LT Std" w:cs="Calibri"/>
+                <w:color w:val="3B3838"/>
+                <w:sz w:val="18"/>
+                <w:szCs w:val="18"/>
+                <w:lang w:val="es-ES_tradnl"/>
+              </w:rPr>
+              <w:t>detector_ubicacion</w:t>
+            </w:r>
+            <w:proofErr w:type="spellEnd"/>
+            <w:r>
+              <w:rPr>
+                <w:rFonts w:ascii="Helvetica LT Std" w:hAnsi="Helvetica LT Std" w:cs="Calibri"/>
+                <w:color w:val="3B3838"/>
+                <w:sz w:val="18"/>
+                <w:szCs w:val="18"/>
+                <w:lang w:val="es-ES_tradnl"/>
+              </w:rPr>
+              <w:t>}</w:t>
             </w:r>
           </w:p>
         </w:tc>
         <w:tc>
           <w:tcPr>
-            <w:tcW w:w="3021" w:type="dxa"/>
+            <w:tcW w:w="2835" w:type="dxa"/>
             <w:vAlign w:val="center"/>
           </w:tcPr>
           <w:p>
@@ -965,7 +1179,43 @@
                 <w:sz w:val="18"/>
                 <w:szCs w:val="18"/>
               </w:rPr>
-              <w:t>{detector_resultado}{/DETECTORES}</w:t>
+              <w:t>{</w:t>
+            </w:r>
+            <w:proofErr w:type="spellStart"/>
+            <w:r>
+              <w:rPr>
+                <w:rFonts w:ascii="Helvetica LT Std" w:hAnsi="Helvetica LT Std"/>
+                <w:sz w:val="18"/>
+                <w:szCs w:val="18"/>
+              </w:rPr>
+              <w:t>detector_</w:t>
+            </w:r>
+            <w:proofErr w:type="gramStart"/>
+            <w:r>
+              <w:rPr>
+                <w:rFonts w:ascii="Helvetica LT Std" w:hAnsi="Helvetica LT Std"/>
+                <w:sz w:val="18"/>
+                <w:szCs w:val="18"/>
+              </w:rPr>
+              <w:t>resultado</w:t>
+            </w:r>
+            <w:proofErr w:type="spellEnd"/>
+            <w:r>
+              <w:rPr>
+                <w:rFonts w:ascii="Helvetica LT Std" w:hAnsi="Helvetica LT Std"/>
+                <w:sz w:val="18"/>
+                <w:szCs w:val="18"/>
+              </w:rPr>
+              <w:t>}{</w:t>
+            </w:r>
+            <w:proofErr w:type="gramEnd"/>
+            <w:r>
+              <w:rPr>
+                <w:rFonts w:ascii="Helvetica LT Std" w:hAnsi="Helvetica LT Std"/>
+                <w:sz w:val="18"/>
+                <w:szCs w:val="18"/>
+              </w:rPr>
+              <w:t>/DETECTORES}</w:t>
             </w:r>
           </w:p>
         </w:tc>
@@ -1090,7 +1340,23 @@
           <w:rFonts w:ascii="Helvetica LT Std" w:hAnsi="Helvetica LT Std" w:cs="Calibri"/>
           <w:sz w:val="22"/>
         </w:rPr>
-        <w:t xml:space="preserve">En los lugares de trabajo en los que  la concentración de radón supera el nivel de referencia, la instrucción IS-33 del Consejo de Seguridad Nuclear requiere que se haga una estimación anual de las dosis efectivas individuales de las dosis recibidas por los trabajadores. </w:t>
+        <w:t xml:space="preserve">En los lugares de trabajo en los </w:t>
+      </w:r>
+      <w:proofErr w:type="gramStart"/>
+      <w:r>
+        <w:rPr>
+          <w:rFonts w:ascii="Helvetica LT Std" w:hAnsi="Helvetica LT Std" w:cs="Calibri"/>
+          <w:sz w:val="22"/>
+        </w:rPr>
+        <w:t>que  la</w:t>
+      </w:r>
+      <w:proofErr w:type="gramEnd"/>
+      <w:r>
+        <w:rPr>
+          <w:rFonts w:ascii="Helvetica LT Std" w:hAnsi="Helvetica LT Std" w:cs="Calibri"/>
+          <w:sz w:val="22"/>
+        </w:rPr>
+        <w:t xml:space="preserve"> concentración de radón supera el nivel de referencia, la instrucción IS-33 del Consejo de Seguridad Nuclear requiere que se haga una estimación anual de las dosis efectivas individuales de las dosis recibidas por los trabajadores. </w:t>
       </w:r>
     </w:p>
     <w:p>
@@ -1146,7 +1412,23 @@
           <w:rFonts w:ascii="Helvetica LT Std" w:hAnsi="Helvetica LT Std" w:cs="Calibri"/>
           <w:sz w:val="22"/>
         </w:rPr>
-        <w:t>El valor más alto registrado fue de {valor_maximo}, muy por debajo del nivel de referencia de 300 Bq/m³. Por tanto, no se considera necesaria la adopción de medidas de remediación ni de protección radiológica adicionales en este centro de trabajo.</w:t>
+        <w:t>El valor más alto registrado fue de {</w:t>
+      </w:r>
+      <w:proofErr w:type="spellStart"/>
+      <w:r>
+        <w:rPr>
+          <w:rFonts w:ascii="Helvetica LT Std" w:hAnsi="Helvetica LT Std" w:cs="Calibri"/>
+          <w:sz w:val="22"/>
+        </w:rPr>
+        <w:t>valor_maximo</w:t>
+      </w:r>
+      <w:proofErr w:type="spellEnd"/>
+      <w:r>
+        <w:rPr>
+          <w:rFonts w:ascii="Helvetica LT Std" w:hAnsi="Helvetica LT Std" w:cs="Calibri"/>
+          <w:sz w:val="22"/>
+        </w:rPr>
+        <w:t>}, muy por debajo del nivel de referencia de 300 Bq/m³. Por tanto, no se considera necesaria la adopción de medidas de remediación ni de protección radiológica adicionales en este centro de trabajo.</w:t>
       </w:r>
     </w:p>
     <w:p>
@@ -4824,7 +5106,9 @@
     <w:rsid w:val="00C610A1"/>
     <w:rsid w:val="00DC3FFB"/>
     <w:rsid w:val="00DD0D28"/>
+    <w:rsid w:val="00E5450E"/>
     <w:rsid w:val="00E61167"/>
+    <w:rsid w:val="00F309C3"/>
   </w:rsids>
   <m:mathPr>
     <m:mathFont m:val="Cambria Math"/>

--- a/plantilla-informe-negativo.docx
+++ b/plantilla-informe-negativo.docx
@@ -330,7 +330,7 @@
           <w:rFonts w:ascii="Helvetica LT Std" w:hAnsi="Helvetica LT Std" w:cs="Calibri"/>
           <w:sz w:val="22"/>
         </w:rPr>
-        <w:t>El municipio de {MUNICIPIO} está catalogado como municipio de actuación prioritaria, nivel II, riesgo elevado.</w:t>
+        <w:t>El municipio de {MUNICIPIO} es término municipal de actuación prioritaria contra el radón, a los efectos del artículo 79 del Reglamento de protección de la salud contra los riesgos derivados de la exposición a las radiaciones ionizantes, por estar incluido como «Zona II» en el Apéndice B de la Sección HS6 del Documento Básico de Salubridad del Código Técnico de la Edificación, aprobado por Real Decreto 314/2006, de 17 de marzo (artículo tercero de la Instrucción IS-47 del CSN).</w:t>
       </w:r>
     </w:p>
     <w:p>
@@ -1313,7 +1313,7 @@
           <w:rFonts w:ascii="Helvetica LT Std" w:hAnsi="Helvetica LT Std" w:cs="Calibri"/>
           <w:sz w:val="22"/>
         </w:rPr>
-        <w:t>El Pleno del Consejo de Seguridad Nuclear (CSN) aprobó el 9 de abril de 2025 la Instrucción IS-47 por la que se aprueba el listado de términos municipales de actuación prioritaria contra el radón, y se establecen las directrices para las mediciones de este gas radiactivo natural en el interior de los centros de trabajo. El municipio de {MUNICIPIO} está catalogado como municipio de actuación prioritaria, nivel II, riesgo elevado.</w:t>
+        <w:t>El Pleno del Consejo de Seguridad Nuclear (CSN) aprobó el 9 de abril de 2025 la Instrucción IS-47 por la que se aprueba el listado de términos municipales de actuación prioritaria contra el radón, y se establecen las directrices para las mediciones de este gas radiactivo natural en el interior de los centros de trabajo. El municipio de {MUNICIPIO} es término municipal de actuación prioritaria contra el radón, a los efectos del artículo 79 del Reglamento de protección de la salud contra los riesgos derivados de la exposición a las radiaciones ionizantes, por estar incluido como «Zona II» en el Apéndice B de la Sección HS6 del Documento Básico de Salubridad del Código Técnico de la Edificación, aprobado por Real Decreto 314/2006, de 17 de marzo (artículo tercero de la Instrucción IS-47 del CSN).</w:t>
       </w:r>
     </w:p>
     <w:p>

--- a/plantilla-informe-negativo.docx
+++ b/plantilla-informe-negativo.docx
@@ -156,23 +156,7 @@
           <w:rFonts w:ascii="Helvetica LT Std" w:hAnsi="Helvetica LT Std" w:cs="Calibri"/>
           <w:sz w:val="22"/>
         </w:rPr>
-        <w:t xml:space="preserve">Los territorios volcánicos canarios son considerados por el Consejo de Seguridad Nuclear (CSN) como «áreas </w:t>
-      </w:r>
-      <w:proofErr w:type="spellStart"/>
-      <w:r>
-        <w:rPr>
-          <w:rFonts w:ascii="Helvetica LT Std" w:hAnsi="Helvetica LT Std" w:cs="Calibri"/>
-          <w:sz w:val="22"/>
-        </w:rPr>
-        <w:t>identifcadas</w:t>
-      </w:r>
-      <w:proofErr w:type="spellEnd"/>
-      <w:r>
-        <w:rPr>
-          <w:rFonts w:ascii="Helvetica LT Std" w:hAnsi="Helvetica LT Std" w:cs="Calibri"/>
-          <w:sz w:val="22"/>
-        </w:rPr>
-        <w:t>», por lo que requieren de especial atención pues pueden generar y favorecer la emisión de radiación ionizante producida por el radón. Por ello, las islas son consideradas de riesgo elevado.</w:t>
+        <w:t>Los territorios volcánicos canarios son considerados por el Consejo de Seguridad Nuclear (CSN) como «áreas identifcadas», por lo que requieren de especial atención pues pueden generar y favorecer la emisión de radiación ionizante producida por el radón. Por ello, las islas son consideradas de riesgo elevado.</w:t>
       </w:r>
     </w:p>
     <w:p>
@@ -226,34 +210,15 @@
           <w:rFonts w:ascii="Helvetica LT Std" w:hAnsi="Helvetica LT Std" w:cs="Calibri"/>
           <w:sz w:val="22"/>
         </w:rPr>
-        <w:t xml:space="preserve">En el Real Decreto 1029/2022, de 20 de diciembre, se aprobó el reglamento sobre protección de la salud contra los riesgos derivados de la exposición a las radiaciones ionizantes, que establece en 300 </w:t>
+        <w:t>En el Real Decreto 1029/2022, de 20 de diciembre, se aprobó el reglamento sobre protección de la salud contra los riesgos derivados de la exposición a las radiaciones ionizantes, que establece en 300 Becquerelios /m3 la dosis máxima permitida y la obligatoriedad de realizar mediciones específicas en los puestos de trabajo, en concreto</w:t>
       </w:r>
-      <w:proofErr w:type="spellStart"/>
       <w:r>
         <w:rPr>
           <w:rFonts w:ascii="Helvetica LT Std" w:hAnsi="Helvetica LT Std" w:cs="Calibri"/>
           <w:sz w:val="22"/>
         </w:rPr>
-        <w:t>Becquerelios</w:t>
+        <w:t xml:space="preserve"> </w:t>
       </w:r>
-      <w:proofErr w:type="spellEnd"/>
-      <w:r>
-        <w:rPr>
-          <w:rFonts w:ascii="Helvetica LT Std" w:hAnsi="Helvetica LT Std" w:cs="Calibri"/>
-          <w:sz w:val="22"/>
-        </w:rPr>
-        <w:t xml:space="preserve"> /m3 la dosis máxima permitida y la obligatoriedad de realizar mediciones específicas en los puestos de trabajo, en concreto</w:t>
-      </w:r>
-    </w:p>
-    <w:p>
-      <w:pPr>
-        <w:pStyle w:val="BodyText"/>
-        <w:spacing w:line="360" w:lineRule="auto"/>
-        <w:rPr>
-          <w:rFonts w:ascii="Helvetica LT Std" w:hAnsi="Helvetica LT Std" w:cs="Calibri"/>
-          <w:sz w:val="22"/>
-        </w:rPr>
-      </w:pPr>
       <w:r>
         <w:rPr>
           <w:rFonts w:ascii="Helvetica LT Std" w:hAnsi="Helvetica LT Std" w:cs="Calibri"/>
@@ -261,15 +226,13 @@
         </w:rPr>
         <w:t>en el Capítulo I, artículo 2.2.c</w:t>
       </w:r>
-      <w:proofErr w:type="gramStart"/>
       <w:r>
         <w:rPr>
           <w:rFonts w:ascii="Helvetica LT Std" w:hAnsi="Helvetica LT Std" w:cs="Calibri"/>
           <w:sz w:val="22"/>
         </w:rPr>
-        <w:t>).3.º</w:t>
+        <w:t>). 3.º</w:t>
       </w:r>
-      <w:proofErr w:type="gramEnd"/>
       <w:r>
         <w:rPr>
           <w:rFonts w:ascii="Helvetica LT Std" w:hAnsi="Helvetica LT Std" w:cs="Calibri"/>
@@ -476,39 +439,8 @@
           <w:rFonts w:ascii="Helvetica LT Std" w:hAnsi="Helvetica LT Std" w:cs="Calibri"/>
           <w:sz w:val="22"/>
         </w:rPr>
-        <w:t xml:space="preserve">Los detectores utilizados fueron los denominados Radtrak³©, proporcionados por el laboratorio acreditado según la norma ISO/IEC 17025, RADONOVA LABORATORIES AB ubicado en </w:t>
-      </w:r>
-      <w:proofErr w:type="spellStart"/>
-      <w:r>
-        <w:rPr>
-          <w:rFonts w:ascii="Helvetica LT Std" w:hAnsi="Helvetica LT Std" w:cs="Calibri"/>
-          <w:sz w:val="22"/>
-        </w:rPr>
-        <w:t>Södra</w:t>
-      </w:r>
-      <w:proofErr w:type="spellEnd"/>
-      <w:r>
-        <w:rPr>
-          <w:rFonts w:ascii="Helvetica LT Std" w:hAnsi="Helvetica LT Std" w:cs="Calibri"/>
-          <w:sz w:val="22"/>
-        </w:rPr>
-        <w:t xml:space="preserve"> </w:t>
-      </w:r>
-      <w:proofErr w:type="spellStart"/>
-      <w:r>
-        <w:rPr>
-          <w:rFonts w:ascii="Helvetica LT Std" w:hAnsi="Helvetica LT Std" w:cs="Calibri"/>
-          <w:sz w:val="22"/>
-        </w:rPr>
-        <w:t>Depagatan</w:t>
-      </w:r>
-      <w:proofErr w:type="spellEnd"/>
-      <w:r>
-        <w:rPr>
-          <w:rFonts w:ascii="Helvetica LT Std" w:hAnsi="Helvetica LT Std" w:cs="Calibri"/>
-          <w:sz w:val="22"/>
-        </w:rPr>
-        <w:t xml:space="preserve"> 2, 75 454 Uppsala, Suecia apara ser posteriormente analizados en su laboratorio para la determinación de los resultados. </w:t>
+        <w:lastRenderedPageBreak/>
+        <w:t xml:space="preserve">Los detectores utilizados fueron los denominados Radtrak³©, proporcionados por el laboratorio acreditado según la norma ISO/IEC 17025, RADONOVA LABORATORIES AB ubicado en Södra Depagatan 2, 75 454 Uppsala, Suecia apara ser posteriormente analizados en su laboratorio para la determinación de los resultados. </w:t>
       </w:r>
     </w:p>
     <w:p>
@@ -523,7 +455,11 @@
           <w:lang w:val="es-ES"/>
         </w:rPr>
       </w:pPr>
-      <w:r>
+    </w:p>
+    <w:p>
+      <w:pPr>
+        <w:pStyle w:val="Heading1"/>
+        <w:spacing w:line="360" w:lineRule="auto"/>
         <w:rPr>
           <w:rFonts w:ascii="Helvetica LT Std" w:hAnsi="Helvetica LT Std" w:cs="Calibri"/>
           <w:b w:val="0"/>
@@ -531,10 +467,7 @@
           <w:sz w:val="22"/>
           <w:lang w:val="es-ES"/>
         </w:rPr>
-        <w:lastRenderedPageBreak/>
-        <w:t xml:space="preserve">ESTUDIOS DEL TERRENO S.L. es el distribuidor oficial de RADONOVA LABORATORIES AB reconocido en España por el Consejo de Seguridad Nuclear (CSN) como laboratorio acreditado para medir radón en aire según la norma ISO/IEC 17025. (https://www.csn.es/radon).  La empresa </w:t>
-      </w:r>
-      <w:proofErr w:type="spellStart"/>
+      </w:pPr>
       <w:r>
         <w:rPr>
           <w:rFonts w:ascii="Helvetica LT Std" w:hAnsi="Helvetica LT Std" w:cs="Calibri"/>
@@ -543,40 +476,7 @@
           <w:sz w:val="22"/>
           <w:lang w:val="es-ES"/>
         </w:rPr>
-        <w:t>Radonova</w:t>
-      </w:r>
-      <w:proofErr w:type="spellEnd"/>
-      <w:r>
-        <w:rPr>
-          <w:rFonts w:ascii="Helvetica LT Std" w:hAnsi="Helvetica LT Std" w:cs="Calibri"/>
-          <w:b w:val="0"/>
-          <w:bCs w:val="0"/>
-          <w:sz w:val="22"/>
-          <w:lang w:val="es-ES"/>
-        </w:rPr>
-        <w:t xml:space="preserve"> </w:t>
-      </w:r>
-      <w:proofErr w:type="spellStart"/>
-      <w:r>
-        <w:rPr>
-          <w:rFonts w:ascii="Helvetica LT Std" w:hAnsi="Helvetica LT Std" w:cs="Calibri"/>
-          <w:b w:val="0"/>
-          <w:bCs w:val="0"/>
-          <w:sz w:val="22"/>
-          <w:lang w:val="es-ES"/>
-        </w:rPr>
-        <w:t>Laboratories</w:t>
-      </w:r>
-      <w:proofErr w:type="spellEnd"/>
-      <w:r>
-        <w:rPr>
-          <w:rFonts w:ascii="Helvetica LT Std" w:hAnsi="Helvetica LT Std" w:cs="Calibri"/>
-          <w:b w:val="0"/>
-          <w:bCs w:val="0"/>
-          <w:sz w:val="22"/>
-          <w:lang w:val="es-ES"/>
-        </w:rPr>
-        <w:t xml:space="preserve"> cuenta con la acreditación ISO 17025 por la entidad de acreditación sueca SWEDAC (equivalente a ENAC en España) con el numero 1489 para realizar medidas de la concentración de gas radón utilizando el método de medida de detectores de trazas. La acreditación SWEDAC está aceptada en todos los países de la CE a través del acuerdo EAL (Cooperación Europea para la Acreditación de Laboratorios)</w:t>
+        <w:t>ESTUDIOS DEL TERRENO S.L. es el distribuidor oficial de RADONOVA LABORATORIES AB reconocido en España por el Consejo de Seguridad Nuclear (CSN) como laboratorio acreditado para medir radón en aire según la norma ISO/IEC 17025. (https://www.csn.es/radon).  La empresa Radonova Laboratories cuenta con la acreditación ISO 17025 por la entidad de acreditación sueca SWEDAC (equivalente a ENAC en España) con el numero 1489 para realizar medidas de la concentración de gas radón utilizando el método de medida de detectores de trazas. La acreditación SWEDAC está aceptada en todos los países de la CE a través del acuerdo EAL (Cooperación Europea para la Acreditación de Laboratorios)</w:t>
       </w:r>
       <w:r>
         <w:rPr>
@@ -718,6 +618,7 @@
         <w:rPr>
           <w:rFonts w:ascii="Helvetica LT Std" w:hAnsi="Helvetica LT Std"/>
         </w:rPr>
+        <w:lastRenderedPageBreak/>
         <w:t>Fecha de inicio y final de exposición</w:t>
       </w:r>
     </w:p>
@@ -806,39 +707,7 @@
           <w:rFonts w:ascii="Helvetica LT Std" w:hAnsi="Helvetica LT Std" w:cs="Calibri"/>
           <w:sz w:val="22"/>
         </w:rPr>
-        <w:t xml:space="preserve">Los resultados de los análisis de laboratorio proporcionados por </w:t>
-      </w:r>
-      <w:proofErr w:type="spellStart"/>
-      <w:r>
-        <w:rPr>
-          <w:rFonts w:ascii="Helvetica LT Std" w:hAnsi="Helvetica LT Std" w:cs="Calibri"/>
-          <w:sz w:val="22"/>
-        </w:rPr>
-        <w:t>Radonova</w:t>
-      </w:r>
-      <w:proofErr w:type="spellEnd"/>
-      <w:r>
-        <w:rPr>
-          <w:rFonts w:ascii="Helvetica LT Std" w:hAnsi="Helvetica LT Std" w:cs="Calibri"/>
-          <w:sz w:val="22"/>
-        </w:rPr>
-        <w:t xml:space="preserve"> </w:t>
-      </w:r>
-      <w:proofErr w:type="spellStart"/>
-      <w:r>
-        <w:rPr>
-          <w:rFonts w:ascii="Helvetica LT Std" w:hAnsi="Helvetica LT Std" w:cs="Calibri"/>
-          <w:sz w:val="22"/>
-        </w:rPr>
-        <w:t>Laboratories</w:t>
-      </w:r>
-      <w:proofErr w:type="spellEnd"/>
-      <w:r>
-        <w:rPr>
-          <w:rFonts w:ascii="Helvetica LT Std" w:hAnsi="Helvetica LT Std" w:cs="Calibri"/>
-          <w:sz w:val="22"/>
-        </w:rPr>
-        <w:t xml:space="preserve"> AB fueron los siguientes:</w:t>
+        <w:t>Los resultados de los análisis de laboratorio proporcionados por Radonova Laboratories AB fueron los siguientes:</w:t>
       </w:r>
     </w:p>
     <w:p>
@@ -1026,29 +895,7 @@
                 <w:sz w:val="18"/>
                 <w:szCs w:val="18"/>
               </w:rPr>
-              <w:t>{#</w:t>
-            </w:r>
-            <w:proofErr w:type="gramStart"/>
-            <w:r>
-              <w:rPr>
-                <w:rFonts w:ascii="Helvetica LT Std" w:hAnsi="Helvetica LT Std"/>
-                <w:i/>
-                <w:iCs/>
-                <w:sz w:val="18"/>
-                <w:szCs w:val="18"/>
-              </w:rPr>
-              <w:t>DETECTORES}{</w:t>
-            </w:r>
-            <w:proofErr w:type="gramEnd"/>
-            <w:r>
-              <w:rPr>
-                <w:rFonts w:ascii="Helvetica LT Std" w:hAnsi="Helvetica LT Std"/>
-                <w:i/>
-                <w:iCs/>
-                <w:sz w:val="18"/>
-                <w:szCs w:val="18"/>
-              </w:rPr>
-              <w:t>detector_numero} [Radtrak³®]</w:t>
+              <w:t>{#DETECTORES}{detector_numero} [Radtrak³®]</w:t>
             </w:r>
           </w:p>
         </w:tc>
@@ -1077,29 +924,7 @@
                 <w:szCs w:val="18"/>
                 <w:lang w:val="es-ES_tradnl"/>
               </w:rPr>
-              <w:t>{</w:t>
-            </w:r>
-            <w:proofErr w:type="spellStart"/>
-            <w:r>
-              <w:rPr>
-                <w:rFonts w:ascii="Helvetica LT Std" w:hAnsi="Helvetica LT Std" w:cs="Calibri"/>
-                <w:color w:val="3B3838"/>
-                <w:sz w:val="18"/>
-                <w:szCs w:val="18"/>
-                <w:lang w:val="es-ES_tradnl"/>
-              </w:rPr>
-              <w:t>detector_periodo</w:t>
-            </w:r>
-            <w:proofErr w:type="spellEnd"/>
-            <w:r>
-              <w:rPr>
-                <w:rFonts w:ascii="Helvetica LT Std" w:hAnsi="Helvetica LT Std" w:cs="Calibri"/>
-                <w:color w:val="3B3838"/>
-                <w:sz w:val="18"/>
-                <w:szCs w:val="18"/>
-                <w:lang w:val="es-ES_tradnl"/>
-              </w:rPr>
-              <w:t>}</w:t>
+              <w:t>{detector_periodo}</w:t>
             </w:r>
           </w:p>
         </w:tc>
@@ -1128,29 +953,7 @@
                 <w:szCs w:val="18"/>
                 <w:lang w:val="es-ES_tradnl"/>
               </w:rPr>
-              <w:t>{</w:t>
-            </w:r>
-            <w:proofErr w:type="spellStart"/>
-            <w:r>
-              <w:rPr>
-                <w:rFonts w:ascii="Helvetica LT Std" w:hAnsi="Helvetica LT Std" w:cs="Calibri"/>
-                <w:color w:val="3B3838"/>
-                <w:sz w:val="18"/>
-                <w:szCs w:val="18"/>
-                <w:lang w:val="es-ES_tradnl"/>
-              </w:rPr>
-              <w:t>detector_ubicacion</w:t>
-            </w:r>
-            <w:proofErr w:type="spellEnd"/>
-            <w:r>
-              <w:rPr>
-                <w:rFonts w:ascii="Helvetica LT Std" w:hAnsi="Helvetica LT Std" w:cs="Calibri"/>
-                <w:color w:val="3B3838"/>
-                <w:sz w:val="18"/>
-                <w:szCs w:val="18"/>
-                <w:lang w:val="es-ES_tradnl"/>
-              </w:rPr>
-              <w:t>}</w:t>
+              <w:t>{detector_ubicacion}</w:t>
             </w:r>
           </w:p>
         </w:tc>
@@ -1179,43 +982,7 @@
                 <w:sz w:val="18"/>
                 <w:szCs w:val="18"/>
               </w:rPr>
-              <w:t>{</w:t>
-            </w:r>
-            <w:proofErr w:type="spellStart"/>
-            <w:r>
-              <w:rPr>
-                <w:rFonts w:ascii="Helvetica LT Std" w:hAnsi="Helvetica LT Std"/>
-                <w:sz w:val="18"/>
-                <w:szCs w:val="18"/>
-              </w:rPr>
-              <w:t>detector_</w:t>
-            </w:r>
-            <w:proofErr w:type="gramStart"/>
-            <w:r>
-              <w:rPr>
-                <w:rFonts w:ascii="Helvetica LT Std" w:hAnsi="Helvetica LT Std"/>
-                <w:sz w:val="18"/>
-                <w:szCs w:val="18"/>
-              </w:rPr>
-              <w:t>resultado</w:t>
-            </w:r>
-            <w:proofErr w:type="spellEnd"/>
-            <w:r>
-              <w:rPr>
-                <w:rFonts w:ascii="Helvetica LT Std" w:hAnsi="Helvetica LT Std"/>
-                <w:sz w:val="18"/>
-                <w:szCs w:val="18"/>
-              </w:rPr>
-              <w:t>}{</w:t>
-            </w:r>
-            <w:proofErr w:type="gramEnd"/>
-            <w:r>
-              <w:rPr>
-                <w:rFonts w:ascii="Helvetica LT Std" w:hAnsi="Helvetica LT Std"/>
-                <w:sz w:val="18"/>
-                <w:szCs w:val="18"/>
-              </w:rPr>
-              <w:t>/DETECTORES}</w:t>
+              <w:t>{detector_resultado}{/DETECTORES}</w:t>
             </w:r>
           </w:p>
         </w:tc>
@@ -1340,23 +1107,7 @@
           <w:rFonts w:ascii="Helvetica LT Std" w:hAnsi="Helvetica LT Std" w:cs="Calibri"/>
           <w:sz w:val="22"/>
         </w:rPr>
-        <w:t xml:space="preserve">En los lugares de trabajo en los </w:t>
-      </w:r>
-      <w:proofErr w:type="gramStart"/>
-      <w:r>
-        <w:rPr>
-          <w:rFonts w:ascii="Helvetica LT Std" w:hAnsi="Helvetica LT Std" w:cs="Calibri"/>
-          <w:sz w:val="22"/>
-        </w:rPr>
-        <w:t>que  la</w:t>
-      </w:r>
-      <w:proofErr w:type="gramEnd"/>
-      <w:r>
-        <w:rPr>
-          <w:rFonts w:ascii="Helvetica LT Std" w:hAnsi="Helvetica LT Std" w:cs="Calibri"/>
-          <w:sz w:val="22"/>
-        </w:rPr>
-        <w:t xml:space="preserve"> concentración de radón supera el nivel de referencia, la instrucción IS-33 del Consejo de Seguridad Nuclear requiere que se haga una estimación anual de las dosis efectivas individuales de las dosis recibidas por los trabajadores. </w:t>
+        <w:t xml:space="preserve">En los lugares de trabajo en los que  la concentración de radón supera el nivel de referencia, la instrucción IS-33 del Consejo de Seguridad Nuclear requiere que se haga una estimación anual de las dosis efectivas individuales de las dosis recibidas por los trabajadores. </w:t>
       </w:r>
     </w:p>
     <w:p>
@@ -1412,58 +1163,35 @@
           <w:rFonts w:ascii="Helvetica LT Std" w:hAnsi="Helvetica LT Std" w:cs="Calibri"/>
           <w:sz w:val="22"/>
         </w:rPr>
-        <w:t>El valor más alto registrado fue de {</w:t>
+        <w:lastRenderedPageBreak/>
+        <w:t>El valor más alto registrado fue de {valor_maximo}, muy por debajo del nivel de referencia de 300 Bq/m³. Por tanto, no se considera necesaria la adopción de medidas de remediación ni de protección radiológica adicionales en este centro de trabajo.</w:t>
       </w:r>
-      <w:proofErr w:type="spellStart"/>
+    </w:p>
+    <w:p>
+      <w:pPr>
+        <w:pStyle w:val="BodyText"/>
+        <w:spacing w:line="360" w:lineRule="auto"/>
+        <w:rPr>
+          <w:rFonts w:ascii="Helvetica LT Std" w:hAnsi="Helvetica LT Std" w:cs="Calibri"/>
+          <w:sz w:val="22"/>
+        </w:rPr>
+      </w:pPr>
+    </w:p>
+    <w:p>
+      <w:pPr>
+        <w:pStyle w:val="BodyText"/>
+        <w:spacing w:line="360" w:lineRule="auto"/>
+        <w:rPr>
+          <w:rFonts w:ascii="Helvetica LT Std" w:hAnsi="Helvetica LT Std" w:cs="Calibri"/>
+          <w:sz w:val="22"/>
+        </w:rPr>
+      </w:pPr>
       <w:r>
         <w:rPr>
           <w:rFonts w:ascii="Helvetica LT Std" w:hAnsi="Helvetica LT Std" w:cs="Calibri"/>
           <w:sz w:val="22"/>
         </w:rPr>
-        <w:t>valor_maximo</w:t>
-      </w:r>
-      <w:proofErr w:type="spellEnd"/>
-      <w:r>
-        <w:rPr>
-          <w:rFonts w:ascii="Helvetica LT Std" w:hAnsi="Helvetica LT Std" w:cs="Calibri"/>
-          <w:sz w:val="22"/>
-        </w:rPr>
-        <w:t>}, muy por debajo del nivel de referencia de 300 Bq/m³. Por tanto, no se considera necesaria la adopción de medidas de remediación ni de protección radiológica adicionales en este centro de trabajo.</w:t>
-      </w:r>
-    </w:p>
-    <w:p>
-      <w:pPr>
-        <w:pStyle w:val="BodyText"/>
-        <w:spacing w:line="360" w:lineRule="auto"/>
-        <w:rPr>
-          <w:rFonts w:ascii="Helvetica LT Std" w:hAnsi="Helvetica LT Std" w:cs="Calibri"/>
-          <w:sz w:val="22"/>
-        </w:rPr>
-      </w:pPr>
-    </w:p>
-    <w:p>
-      <w:pPr>
-        <w:pStyle w:val="BodyText"/>
-        <w:spacing w:line="360" w:lineRule="auto"/>
-        <w:rPr>
-          <w:rFonts w:ascii="Helvetica LT Std" w:hAnsi="Helvetica LT Std" w:cs="Calibri"/>
-          <w:sz w:val="22"/>
-        </w:rPr>
-      </w:pPr>
-      <w:r>
-        <w:rPr>
-          <w:rFonts w:ascii="Helvetica LT Std" w:hAnsi="Helvetica LT Std" w:cs="Calibri"/>
-          <w:sz w:val="22"/>
-        </w:rPr>
-        <w:t xml:space="preserve">De acuerdo con el artículo sexto de la Instrucción IS-47 del Consejo de Seguridad Nuclear, el presente estudio de medición deberá actualizarse con una periodicidad de 10 años, al no haberse detectado en ninguna de las mediciones valores superiores a 300 </w:t>
-      </w:r>
-      <w:r>
-        <w:rPr>
-          <w:rFonts w:ascii="Helvetica LT Std" w:hAnsi="Helvetica LT Std" w:cs="Calibri"/>
-          <w:sz w:val="22"/>
-        </w:rPr>
-        <w:lastRenderedPageBreak/>
-        <w:t>Bq/m³ y no ser necesario mantener en funcionamiento sistemas activos para garantizar que los niveles permanezcan por debajo del nivel de referencia. No obstante, con independencia de dicho plazo, si en el edificio o centro de trabajo se efectuaran alteraciones, ampliaciones o transformaciones que puedan afectar de manera significativa a las concentraciones de radón en el aire, deberán reevaluarse los niveles en el plazo máximo de seis meses tras la finalización de las obras.</w:t>
+        <w:t>De acuerdo con el artículo sexto de la Instrucción IS-47 del Consejo de Seguridad Nuclear, el presente estudio de medición deberá actualizarse con una periodicidad de 10 años, al no haberse detectado en ninguna de las mediciones valores superiores a 300 Bq/m³ y no ser necesario mantener en funcionamiento sistemas activos para garantizar que los niveles permanezcan por debajo del nivel de referencia. No obstante, con independencia de dicho plazo, si en el edificio o centro de trabajo se efectuaran alteraciones, ampliaciones o transformaciones que puedan afectar de manera significativa a las concentraciones de radón en el aire, deberán reevaluarse los niveles en el plazo máximo de seis meses tras la finalización de las obras.</w:t>
       </w:r>
     </w:p>
     <w:p>
@@ -5085,12 +4813,14 @@
     <w:rsidRoot w:val="008645FF"/>
     <w:rsid w:val="00074DD0"/>
     <w:rsid w:val="00216899"/>
+    <w:rsid w:val="002660AE"/>
     <w:rsid w:val="002A144F"/>
     <w:rsid w:val="002C3588"/>
     <w:rsid w:val="0033289E"/>
     <w:rsid w:val="00352F3D"/>
     <w:rsid w:val="0046427B"/>
     <w:rsid w:val="004E2F45"/>
+    <w:rsid w:val="00727C40"/>
     <w:rsid w:val="00794313"/>
     <w:rsid w:val="007D5948"/>
     <w:rsid w:val="00856DFB"/>

--- a/plantilla-informe-negativo.docx
+++ b/plantilla-informe-negativo.docx
@@ -293,7 +293,7 @@
           <w:rFonts w:ascii="Helvetica LT Std" w:hAnsi="Helvetica LT Std" w:cs="Calibri"/>
           <w:sz w:val="22"/>
         </w:rPr>
-        <w:t>El municipio de {MUNICIPIO} es término municipal de actuación prioritaria contra el radón, a los efectos del artículo 79 del Reglamento de protección de la salud contra los riesgos derivados de la exposición a las radiaciones ionizantes, por estar incluido como «Zona II» en el Apéndice B de la Sección HS6 del Documento Básico de Salubridad del Código Técnico de la Edificación, aprobado por Real Decreto 314/2006, de 17 de marzo (artículo tercero de la Instrucción IS-47 del CSN).</w:t>
+        <w:t>El municipio de {MUNICIPIO} es término municipal de actuación prioritaria contra el radón, a los efectos del artículo 79 del Reglamento de protección de la salud contra los riesgos derivados de la exposición a las radiaciones ionizantes, por estar incluido como «Zona II» en el Apéndice B de la Sección HS6 del Documento Básico de Salubridad del Código Técnico de la Edificación, introducida por el Real Decreto 732/2019, de 20 de diciembre, por el que se modifica el Código Técnico de la Edificación aprobado por el Real Decreto 314/2006, de 17 de marzo (artículo tercero de la Instrucción IS-47 del CSN).</w:t>
       </w:r>
     </w:p>
     <w:p>
@@ -1080,7 +1080,7 @@
           <w:rFonts w:ascii="Helvetica LT Std" w:hAnsi="Helvetica LT Std" w:cs="Calibri"/>
           <w:sz w:val="22"/>
         </w:rPr>
-        <w:t>El Pleno del Consejo de Seguridad Nuclear (CSN) aprobó el 9 de abril de 2025 la Instrucción IS-47 por la que se aprueba el listado de términos municipales de actuación prioritaria contra el radón, y se establecen las directrices para las mediciones de este gas radiactivo natural en el interior de los centros de trabajo. El municipio de {MUNICIPIO} es término municipal de actuación prioritaria contra el radón, a los efectos del artículo 79 del Reglamento de protección de la salud contra los riesgos derivados de la exposición a las radiaciones ionizantes, por estar incluido como «Zona II» en el Apéndice B de la Sección HS6 del Documento Básico de Salubridad del Código Técnico de la Edificación, aprobado por Real Decreto 314/2006, de 17 de marzo (artículo tercero de la Instrucción IS-47 del CSN).</w:t>
+        <w:t>El Pleno del Consejo de Seguridad Nuclear (CSN) aprobó el 9 de abril de 2025 la Instrucción IS-47 por la que se aprueba el listado de términos municipales de actuación prioritaria contra el radón, y se establecen las directrices para las mediciones de este gas radiactivo natural en el interior de los centros de trabajo. El municipio de {MUNICIPIO} es término municipal de actuación prioritaria contra el radón, a los efectos del artículo 79 del Reglamento de protección de la salud contra los riesgos derivados de la exposición a las radiaciones ionizantes, por estar incluido como «Zona II» en el Apéndice B de la Sección HS6 del Documento Básico de Salubridad del Código Técnico de la Edificación, introducida por el Real Decreto 732/2019, de 20 de diciembre, por el que se modifica el Código Técnico de la Edificación aprobado por el Real Decreto 314/2006, de 17 de marzo (artículo tercero de la Instrucción IS-47 del CSN).</w:t>
       </w:r>
     </w:p>
     <w:p>
